--- a/docs/protocols/2026-09-15-testirovanie-kollekcii-eko.docx
+++ b/docs/protocols/2026-09-15-testirovanie-kollekcii-eko.docx
@@ -9,22 +9,123 @@
       <w:r>
         <w:rPr>
           <w:color w:val="1A2733"/>
-          <w:sz w:val="40"/>
+          <w:sz w:val="36"/>
         </w:rPr>
-        <w:t>ПРОТОКОЛ ТЕСТИРОВАНИЯ</w:t>
+        <w:t>Протокол теста на коллекции «ЭКО» — 15.09.2026</w:t>
       </w:r>
     </w:p>
     <w:p>
       <w:pPr>
-        <w:spacing w:after="200"/>
+        <w:spacing w:after="40"/>
       </w:pPr>
       <w:r>
         <w:rPr>
-          <w:i/>
+          <w:b/>
+          <w:color w:val="1A2733"/>
+          <w:sz w:val="21"/>
+        </w:rPr>
+        <w:t xml:space="preserve">Дата теста: </w:t>
+      </w:r>
+      <w:r>
+        <w:rPr>
           <w:color w:val="5B6B7A"/>
-          <w:sz w:val="24"/>
+          <w:sz w:val="21"/>
         </w:rPr>
-        <w:t>Коллекция «ЭКО» — платформа «Камерата»</w:t>
+        <w:t>15.09.2026</w:t>
+      </w:r>
+    </w:p>
+    <w:p>
+      <w:pPr>
+        <w:spacing w:after="40"/>
+      </w:pPr>
+      <w:r>
+        <w:rPr>
+          <w:b/>
+          <w:color w:val="1A2733"/>
+          <w:sz w:val="21"/>
+        </w:rPr>
+        <w:t xml:space="preserve">Пользователь: </w:t>
+      </w:r>
+      <w:r>
+        <w:rPr>
+          <w:color w:val="5B6B7A"/>
+          <w:sz w:val="21"/>
+        </w:rPr>
+        <w:t>eco_user</w:t>
+      </w:r>
+    </w:p>
+    <w:p>
+      <w:pPr>
+        <w:spacing w:after="40"/>
+      </w:pPr>
+      <w:r>
+        <w:rPr>
+          <w:b/>
+          <w:color w:val="1A2733"/>
+          <w:sz w:val="21"/>
+        </w:rPr>
+        <w:t xml:space="preserve">Источники поиска: </w:t>
+      </w:r>
+      <w:r>
+        <w:rPr>
+          <w:color w:val="5B6B7A"/>
+          <w:sz w:val="21"/>
+        </w:rPr>
+        <w:t>Документы → коллекция «ЭКО» (без «ЭКО_2», без «Данные (каталог и SQL)»)</w:t>
+      </w:r>
+    </w:p>
+    <w:p>
+      <w:pPr>
+        <w:spacing w:after="40"/>
+      </w:pPr>
+      <w:r>
+        <w:rPr>
+          <w:b/>
+          <w:color w:val="1A2733"/>
+          <w:sz w:val="21"/>
+        </w:rPr>
+        <w:t xml:space="preserve">Модель: </w:t>
+      </w:r>
+      <w:r>
+        <w:rPr>
+          <w:color w:val="5B6B7A"/>
+          <w:sz w:val="21"/>
+        </w:rPr>
+        <w:t>OpenAI / gpt-5.5</w:t>
+      </w:r>
+    </w:p>
+    <w:p>
+      <w:pPr>
+        <w:spacing w:after="40"/>
+      </w:pPr>
+      <w:r>
+        <w:rPr>
+          <w:b/>
+          <w:color w:val="1A2733"/>
+          <w:sz w:val="21"/>
+        </w:rPr>
+        <w:t xml:space="preserve">База сравнения: </w:t>
+      </w:r>
+      <w:r>
+        <w:rPr>
+          <w:color w:val="5B6B7A"/>
+          <w:sz w:val="21"/>
+        </w:rPr>
+        <w:t>pilot-test-03-eco2-protocol (12.09.2026, 15:06–19:34) — тот же 18-вопросный набор</w:t>
+      </w:r>
+    </w:p>
+    <w:p/>
+    <w:p>
+      <w:pPr>
+        <w:pStyle w:val="Heading2"/>
+        <w:spacing w:before="200"/>
+      </w:pPr>
+      <w:r>
+        <w:rPr>
+          <w:color w:val="1A2733"/>
+          <w:sz w:val="26"/>
+        </w:rPr>
+        <w:t>Ход теста</w:t>
       </w:r>
     </w:p>
     <w:tbl>
@@ -33,416 +134,16 @@
         <w:tblLook w:firstColumn="1" w:firstRow="1" w:lastColumn="0" w:lastRow="0" w:noHBand="0" w:noVBand="1" w:val="04A0"/>
       </w:tblPr>
       <w:tblGrid>
-        <w:gridCol w:w="4873"/>
-        <w:gridCol w:w="4873"/>
+        <w:gridCol w:w="2040"/>
+        <w:gridCol w:w="2040"/>
+        <w:gridCol w:w="2040"/>
+        <w:gridCol w:w="2040"/>
+        <w:gridCol w:w="2040"/>
       </w:tblGrid>
       <w:tr>
         <w:tc>
           <w:tcPr>
-            <w:tcW w:type="dxa" w:w="2154"/>
-            <w:shd w:val="clear" w:color="auto" w:fill="F4F6F7"/>
-          </w:tcPr>
-          <w:p>
-            <w:r/>
-            <w:r>
-              <w:rPr>
-                <w:b/>
-                <w:color w:val="1A2733"/>
-                <w:sz w:val="21"/>
-              </w:rPr>
-              <w:t>Дата</w:t>
-            </w:r>
-          </w:p>
-        </w:tc>
-        <w:tc>
-          <w:tcPr>
-            <w:tcW w:type="dxa" w:w="6350"/>
-          </w:tcPr>
-          <w:p>
-            <w:r/>
-            <w:r>
-              <w:rPr>
-                <w:b w:val="0"/>
-                <w:sz w:val="21"/>
-              </w:rPr>
-              <w:t>15 сентября 2026 г.</w:t>
-            </w:r>
-          </w:p>
-        </w:tc>
-      </w:tr>
-      <w:tr>
-        <w:tc>
-          <w:tcPr>
-            <w:tcW w:type="dxa" w:w="2154"/>
-            <w:shd w:val="clear" w:color="auto" w:fill="F4F6F7"/>
-          </w:tcPr>
-          <w:p>
-            <w:r/>
-            <w:r>
-              <w:rPr>
-                <w:b/>
-                <w:color w:val="1A2733"/>
-                <w:sz w:val="21"/>
-              </w:rPr>
-              <w:t>Пользователь</w:t>
-            </w:r>
-          </w:p>
-        </w:tc>
-        <w:tc>
-          <w:tcPr>
-            <w:tcW w:type="dxa" w:w="6350"/>
-          </w:tcPr>
-          <w:p>
-            <w:r/>
-            <w:r>
-              <w:rPr>
-                <w:b w:val="0"/>
-                <w:sz w:val="21"/>
-              </w:rPr>
-              <w:t>eco_user</w:t>
-            </w:r>
-          </w:p>
-        </w:tc>
-      </w:tr>
-      <w:tr>
-        <w:tc>
-          <w:tcPr>
-            <w:tcW w:type="dxa" w:w="2154"/>
-            <w:shd w:val="clear" w:color="auto" w:fill="F4F6F7"/>
-          </w:tcPr>
-          <w:p>
-            <w:r/>
-            <w:r>
-              <w:rPr>
-                <w:b/>
-                <w:color w:val="1A2733"/>
-                <w:sz w:val="21"/>
-              </w:rPr>
-              <w:t>Контур</w:t>
-            </w:r>
-          </w:p>
-        </w:tc>
-        <w:tc>
-          <w:tcPr>
-            <w:tcW w:type="dxa" w:w="6350"/>
-          </w:tcPr>
-          <w:p>
-            <w:r/>
-            <w:r>
-              <w:rPr>
-                <w:b w:val="0"/>
-                <w:sz w:val="21"/>
-              </w:rPr>
-              <w:t>защищённый — данные не покидают компанию</w:t>
-            </w:r>
-          </w:p>
-        </w:tc>
-      </w:tr>
-      <w:tr>
-        <w:tc>
-          <w:tcPr>
-            <w:tcW w:type="dxa" w:w="2154"/>
-            <w:shd w:val="clear" w:color="auto" w:fill="F4F6F7"/>
-          </w:tcPr>
-          <w:p>
-            <w:r/>
-            <w:r>
-              <w:rPr>
-                <w:b/>
-                <w:color w:val="1A2733"/>
-                <w:sz w:val="21"/>
-              </w:rPr>
-              <w:t>Источники поиска</w:t>
-            </w:r>
-          </w:p>
-        </w:tc>
-        <w:tc>
-          <w:tcPr>
-            <w:tcW w:type="dxa" w:w="6350"/>
-          </w:tcPr>
-          <w:p>
-            <w:r/>
-            <w:r>
-              <w:rPr>
-                <w:b w:val="0"/>
-                <w:sz w:val="21"/>
-              </w:rPr>
-              <w:t>Документы → коллекция «ЭКО» (без «ЭКО_2», без «Данные (каталог и SQL)»)</w:t>
-            </w:r>
-          </w:p>
-        </w:tc>
-      </w:tr>
-      <w:tr>
-        <w:tc>
-          <w:tcPr>
-            <w:tcW w:type="dxa" w:w="2154"/>
-            <w:shd w:val="clear" w:color="auto" w:fill="F4F6F7"/>
-          </w:tcPr>
-          <w:p>
-            <w:r/>
-            <w:r>
-              <w:rPr>
-                <w:b/>
-                <w:color w:val="1A2733"/>
-                <w:sz w:val="21"/>
-              </w:rPr>
-              <w:t>Модель</w:t>
-            </w:r>
-          </w:p>
-        </w:tc>
-        <w:tc>
-          <w:tcPr>
-            <w:tcW w:type="dxa" w:w="6350"/>
-          </w:tcPr>
-          <w:p>
-            <w:r/>
-            <w:r>
-              <w:rPr>
-                <w:b w:val="0"/>
-                <w:sz w:val="21"/>
-              </w:rPr>
-              <w:t>OpenAI / gpt-5.5</w:t>
-            </w:r>
-          </w:p>
-        </w:tc>
-      </w:tr>
-    </w:tbl>
-    <w:p/>
-    <w:p>
-      <w:pPr>
-        <w:pStyle w:val="Heading2"/>
-        <w:spacing w:before="280"/>
-      </w:pPr>
-      <w:r>
-        <w:rPr>
-          <w:color w:val="1A2733"/>
-          <w:sz w:val="28"/>
-        </w:rPr>
-        <w:t>Ход тестирования</w:t>
-      </w:r>
-    </w:p>
-    <w:p>
-      <w:pPr>
-        <w:spacing w:before="240" w:after="80"/>
-      </w:pPr>
-      <w:r>
-        <w:rPr>
-          <w:b/>
-          <w:color w:val="0A5F67"/>
-          <w:sz w:val="25"/>
-        </w:rPr>
-        <w:t xml:space="preserve">Шаг 1. </w:t>
-      </w:r>
-      <w:r>
-        <w:rPr>
-          <w:b/>
-          <w:color w:val="1A2733"/>
-          <w:sz w:val="25"/>
-        </w:rPr>
-        <w:t>Настройка источников поиска перед началом теста</w:t>
-      </w:r>
-    </w:p>
-    <w:p>
-      <w:pPr>
-        <w:spacing w:after="60"/>
-      </w:pPr>
-      <w:r>
-        <w:rPr>
-          <w:b/>
-          <w:color w:val="1A2733"/>
-          <w:sz w:val="21"/>
-        </w:rPr>
-        <w:t xml:space="preserve">Действие: </w:t>
-      </w:r>
-      <w:r>
-        <w:rPr>
-          <w:color w:val="5B6B7A"/>
-          <w:sz w:val="21"/>
-        </w:rPr>
-        <w:t>Открыт новый диалог под пользователем eco_user; проверена область поиска</w:t>
-      </w:r>
-    </w:p>
-    <w:p>
-      <w:pPr>
-        <w:spacing w:after="60"/>
-      </w:pPr>
-      <w:r>
-        <w:rPr>
-          <w:b/>
-          <w:color w:val="1A2733"/>
-          <w:sz w:val="21"/>
-        </w:rPr>
-        <w:t xml:space="preserve">Источники: </w:t>
-      </w:r>
-      <w:r>
-        <w:rPr>
-          <w:color w:val="5B6B7A"/>
-          <w:sz w:val="21"/>
-        </w:rPr>
-        <w:t>включена только коллекция «ЭКО» (документы); «ЭКО_2» и «Данные (каталог и SQL)» — выключены</w:t>
-      </w:r>
-    </w:p>
-    <w:p>
-      <w:pPr>
-        <w:spacing w:after="60"/>
-      </w:pPr>
-      <w:r>
-        <w:rPr>
-          <w:b/>
-          <w:color w:val="1A2733"/>
-          <w:sz w:val="21"/>
-        </w:rPr>
-        <w:t xml:space="preserve">Наблюдение: </w:t>
-      </w:r>
-      <w:r>
-        <w:rPr>
-          <w:color w:val="5B6B7A"/>
-          <w:sz w:val="21"/>
-        </w:rPr>
-        <w:t>запрос ещё не отправлялся — фиксируется исходное состояние перед тестом</w:t>
-      </w:r>
-    </w:p>
-    <w:p>
-      <w:pPr>
-        <w:spacing w:before="240" w:after="80"/>
-      </w:pPr>
-      <w:r>
-        <w:rPr>
-          <w:b/>
-          <w:color w:val="0A5F67"/>
-          <w:sz w:val="25"/>
-        </w:rPr>
-        <w:t xml:space="preserve">Шаг 2. </w:t>
-      </w:r>
-      <w:r>
-        <w:rPr>
-          <w:b/>
-          <w:color w:val="1A2733"/>
-          <w:sz w:val="25"/>
-        </w:rPr>
-        <w:t>Тестовый запрос — роль «начальник склада», акт забраковки</w:t>
-      </w:r>
-    </w:p>
-    <w:p>
-      <w:pPr>
-        <w:spacing w:after="60"/>
-      </w:pPr>
-      <w:r>
-        <w:rPr>
-          <w:b/>
-          <w:color w:val="1A2733"/>
-          <w:sz w:val="21"/>
-        </w:rPr>
-        <w:t xml:space="preserve">Вопрос: </w:t>
-      </w:r>
-      <w:r>
-        <w:rPr>
-          <w:color w:val="5B6B7A"/>
-          <w:sz w:val="21"/>
-        </w:rPr>
-        <w:t>«Я начальник склада. Мне принесли акт забраковки. Что я должен сделать?»</w:t>
-      </w:r>
-    </w:p>
-    <w:p>
-      <w:pPr>
-        <w:spacing w:after="60"/>
-      </w:pPr>
-      <w:r>
-        <w:rPr>
-          <w:b/>
-          <w:color w:val="1A2733"/>
-          <w:sz w:val="21"/>
-        </w:rPr>
-        <w:t xml:space="preserve">Время ответа: </w:t>
-      </w:r>
-      <w:r>
-        <w:rPr>
-          <w:color w:val="5B6B7A"/>
-          <w:sz w:val="21"/>
-        </w:rPr>
-        <w:t>20:04, обдумывание — 47.6 с</w:t>
-      </w:r>
-    </w:p>
-    <w:p>
-      <w:pPr>
-        <w:spacing w:before="80"/>
-      </w:pPr>
-      <w:r>
-        <w:rPr>
-          <w:b/>
-          <w:color w:val="1A2733"/>
-          <w:sz w:val="21"/>
-        </w:rPr>
-        <w:t>Ответ системы:</w:t>
-      </w:r>
-    </w:p>
-    <w:p>
-      <w:pPr>
-        <w:pStyle w:val="ListNumber"/>
-        <w:spacing w:after="80"/>
-      </w:pPr>
-      <w:r>
-        <w:t>Организовать маркировку забракованных ТМЦ актом забраковки ТМЦ — форма 03-01. Для упакованной паллеты допускается разместить четыре экземпляра акта — по одному с каждой стороны паллеты.</w:t>
-      </w:r>
-    </w:p>
-    <w:p>
-      <w:pPr>
-        <w:pStyle w:val="ListNumber"/>
-        <w:spacing w:after="80"/>
-      </w:pPr>
-      <w:r>
-        <w:t>Переместить забракованные ТМЦ в зону «БРАК» не позднее одного рабочего дня с момента получения акта.</w:t>
-      </w:r>
-    </w:p>
-    <w:p>
-      <w:pPr>
-        <w:pStyle w:val="ListNumber"/>
-        <w:spacing w:after="80"/>
-      </w:pPr>
-      <w:r>
-        <w:t>Разместить ТМЦ согласно требованиям, указанным в акте забраковки. Для потенциально небезопасной продукции или продукции с аллергеном нужно использовать специально указанные ячейки зоны брака, если это предусмотрено в поле «Заключение» акта.</w:t>
-      </w:r>
-    </w:p>
-    <w:p>
-      <w:pPr>
-        <w:pStyle w:val="ListNumber"/>
-        <w:spacing w:after="80"/>
-      </w:pPr>
-      <w:r>
-        <w:t>Хранить забракованные ТМЦ отдельно на специальном участке, если они подлежат переработке и оформлены актом забраковки и актом разрешения на отклонение.</w:t>
-      </w:r>
-    </w:p>
-    <w:p>
-      <w:pPr>
-        <w:spacing w:after="120"/>
-      </w:pPr>
-      <w:r>
-        <w:t>Перемещение ТМЦ на склад «БРАК» в базе 1С-8 организует бухгалтер по учёту ТМЦ.</w:t>
-      </w:r>
-    </w:p>
-    <w:p>
-      <w:r>
-        <w:rPr>
-          <w:b/>
-          <w:color w:val="1A2733"/>
-          <w:sz w:val="21"/>
-        </w:rPr>
-        <w:t>Источники, на которые сослалась система:</w:t>
-      </w:r>
-    </w:p>
-    <w:tbl>
-      <w:tblPr>
-        <w:tblW w:type="auto" w:w="0"/>
-        <w:tblLook w:firstColumn="1" w:firstRow="1" w:lastColumn="0" w:lastRow="0" w:noHBand="0" w:noVBand="1" w:val="04A0"/>
-      </w:tblPr>
-      <w:tblGrid>
-        <w:gridCol w:w="4873"/>
-        <w:gridCol w:w="4873"/>
-      </w:tblGrid>
-      <w:tr>
-        <w:tc>
-          <w:tcPr>
-            <w:tcW w:type="dxa" w:w="7087"/>
+            <w:tcW w:type="dxa" w:w="567"/>
             <w:shd w:val="clear" w:color="auto" w:fill="1A2733"/>
           </w:tcPr>
           <w:p>
@@ -451,15 +152,15 @@
               <w:rPr>
                 <w:b/>
                 <w:color w:val="FFFFFF"/>
-                <w:sz w:val="20"/>
+                <w:sz w:val="19"/>
               </w:rPr>
-              <w:t>Документ</w:t>
+              <w:t>№</w:t>
             </w:r>
           </w:p>
         </w:tc>
         <w:tc>
           <w:tcPr>
-            <w:tcW w:type="dxa" w:w="1417"/>
+            <w:tcW w:type="dxa" w:w="2041"/>
             <w:shd w:val="clear" w:color="auto" w:fill="1A2733"/>
           </w:tcPr>
           <w:p>
@@ -468,9 +169,60 @@
               <w:rPr>
                 <w:b/>
                 <w:color w:val="FFFFFF"/>
-                <w:sz w:val="20"/>
+                <w:sz w:val="19"/>
               </w:rPr>
-              <w:t>Релевантность</w:t>
+              <w:t>Вопрос</w:t>
+            </w:r>
+          </w:p>
+        </w:tc>
+        <w:tc>
+          <w:tcPr>
+            <w:tcW w:type="dxa" w:w="3685"/>
+            <w:shd w:val="clear" w:color="auto" w:fill="1A2733"/>
+          </w:tcPr>
+          <w:p>
+            <w:r/>
+            <w:r>
+              <w:rPr>
+                <w:b/>
+                <w:color w:val="FFFFFF"/>
+                <w:sz w:val="19"/>
+              </w:rPr>
+              <w:t>Ответ</w:t>
+            </w:r>
+          </w:p>
+        </w:tc>
+        <w:tc>
+          <w:tcPr>
+            <w:tcW w:type="dxa" w:w="2268"/>
+            <w:shd w:val="clear" w:color="auto" w:fill="1A2733"/>
+          </w:tcPr>
+          <w:p>
+            <w:r/>
+            <w:r>
+              <w:rPr>
+                <w:b/>
+                <w:color w:val="FFFFFF"/>
+                <w:sz w:val="19"/>
+              </w:rPr>
+              <w:t>Источник(и)</w:t>
+            </w:r>
+          </w:p>
+        </w:tc>
+        <w:tc>
+          <w:tcPr>
+            <w:tcW w:type="dxa" w:w="2268"/>
+            <w:shd w:val="clear" w:color="auto" w:fill="1A2733"/>
+          </w:tcPr>
+          <w:p>
+            <w:r/>
+            <w:r>
+              <w:rPr>
+                <w:b/>
+                <w:color w:val="FFFFFF"/>
+                <w:sz w:val="19"/>
+              </w:rPr>
+              <w:t>Статус vs. test-03</w:t>
             </w:r>
           </w:p>
         </w:tc>
@@ -478,7 +230,55 @@
       <w:tr>
         <w:tc>
           <w:tcPr>
-            <w:tcW w:type="dxa" w:w="7087"/>
+            <w:tcW w:type="dxa" w:w="567"/>
+          </w:tcPr>
+          <w:p>
+            <w:r/>
+            <w:r>
+              <w:rPr>
+                <w:b/>
+                <w:color w:val="0A5F67"/>
+                <w:sz w:val="19"/>
+              </w:rPr>
+              <w:t>1.1</w:t>
+            </w:r>
+          </w:p>
+        </w:tc>
+        <w:tc>
+          <w:tcPr>
+            <w:tcW w:type="dxa" w:w="2041"/>
+          </w:tcPr>
+          <w:p>
+            <w:r/>
+            <w:r>
+              <w:rPr>
+                <w:b w:val="0"/>
+                <w:color w:val="1A2733"/>
+                <w:sz w:val="19"/>
+              </w:rPr>
+              <w:t>«Я начальник склада. Мне принесли акт забраковки. Что я должен сделать?»</w:t>
+            </w:r>
+          </w:p>
+        </w:tc>
+        <w:tc>
+          <w:tcPr>
+            <w:tcW w:type="dxa" w:w="3685"/>
+          </w:tcPr>
+          <w:p>
+            <w:r/>
+            <w:r>
+              <w:rPr>
+                <w:b w:val="0"/>
+                <w:color w:val="1A2733"/>
+                <w:sz w:val="19"/>
+              </w:rPr>
+              <w:t>Полный верный ответ (4 шага): маркировка актом забраковки — форма 03-01 (на упакованную паллету допускается 4 экземпляра акта, по одному с каждой стороны); перемещение в зону «БРАК» не позднее 1 рабочего дня; размещение по требованиям акта (спецячейки для небезопасной/аллергенной продукции, если указано в «Заключении»); отдельное хранение, если ТМЦ подлежат переработке и оформлены актом разрешения на отклонение. Перемещение на склад «БРАК» в 1С-8 организует бухгалтер по учёту ТМЦ.</w:t>
+            </w:r>
+          </w:p>
+        </w:tc>
+        <w:tc>
+          <w:tcPr>
+            <w:tcW w:type="dxa" w:w="2268"/>
           </w:tcPr>
           <w:p>
             <w:r/>
@@ -486,15 +286,83 @@
               <w:rPr>
                 <w:b w:val="0"/>
                 <w:color w:val="5B6B7A"/>
-                <w:sz w:val="20"/>
+                <w:sz w:val="19"/>
               </w:rPr>
-              <w:t>для теста ИИ (1)/ПР-03-00-12 Несоответствующая продукция.doc</w:t>
+              <w:t>для теста ИИ (1)/ПР-03-00-12 Несоответствующая продукция.doc — 44%</w:t>
+              <w:br/>
+              <w:t>для теста ИИ (1)/ПР-08-00-14 Производственный процесс.doc — 40%</w:t>
             </w:r>
           </w:p>
         </w:tc>
         <w:tc>
           <w:tcPr>
-            <w:tcW w:type="dxa" w:w="1417"/>
+            <w:tcW w:type="dxa" w:w="2268"/>
+          </w:tcPr>
+          <w:p>
+            <w:r/>
+            <w:r>
+              <w:rPr>
+                <w:b w:val="0"/>
+                <w:color w:val="1E7B4D"/>
+                <w:sz w:val="19"/>
+              </w:rPr>
+              <w:t>Без изменений — верно (совпадает с test-03 §1a/18:29 и базовым прогоном — тот же источник ПР-03-00-12, область поиска ЭКО, не ЭКО_2)</w:t>
+            </w:r>
+          </w:p>
+        </w:tc>
+      </w:tr>
+      <w:tr>
+        <w:tc>
+          <w:tcPr>
+            <w:tcW w:type="dxa" w:w="567"/>
+          </w:tcPr>
+          <w:p>
+            <w:r/>
+            <w:r>
+              <w:rPr>
+                <w:b/>
+                <w:color w:val="0A5F67"/>
+                <w:sz w:val="19"/>
+              </w:rPr>
+              <w:t>1.2</w:t>
+            </w:r>
+          </w:p>
+        </w:tc>
+        <w:tc>
+          <w:tcPr>
+            <w:tcW w:type="dxa" w:w="2041"/>
+          </w:tcPr>
+          <w:p>
+            <w:r/>
+            <w:r>
+              <w:rPr>
+                <w:b w:val="0"/>
+                <w:color w:val="1A2733"/>
+                <w:sz w:val="19"/>
+              </w:rPr>
+              <w:t>«Я технолог ЛР. Кто управляет процессом, когда мы делаем экспериментальную партию?»</w:t>
+            </w:r>
+          </w:p>
+        </w:tc>
+        <w:tc>
+          <w:tcPr>
+            <w:tcW w:type="dxa" w:w="3685"/>
+          </w:tcPr>
+          <w:p>
+            <w:r/>
+            <w:r>
+              <w:rPr>
+                <w:b w:val="0"/>
+                <w:color w:val="1A2733"/>
+                <w:sz w:val="19"/>
+              </w:rPr>
+              <w:t>Верный ответ: технолог лаборатории (Технолог ЛР) управляет процессом и вносит корректировки в РИ (форма 16-03). В комиссию по внедрению входят: технолог лаборатории, ведущий технолог ПО, начальник ОКК. Дана точная цитата источника: «Технолог лаборатории — руководит производственным процессом на экспериментальной выработке».</w:t>
+            </w:r>
+          </w:p>
+        </w:tc>
+        <w:tc>
+          <w:tcPr>
+            <w:tcW w:type="dxa" w:w="2268"/>
           </w:tcPr>
           <w:p>
             <w:r/>
@@ -502,43 +370,25 @@
               <w:rPr>
                 <w:b w:val="0"/>
                 <w:color w:val="5B6B7A"/>
-                <w:sz w:val="20"/>
+                <w:sz w:val="19"/>
               </w:rPr>
-              <w:t>44%</w:t>
+              <w:t>для теста ИИ (1)/И-16-01-11 Внедрение новых видов продукции в производство.doc — 38%</w:t>
             </w:r>
           </w:p>
         </w:tc>
-      </w:tr>
-      <w:tr>
         <w:tc>
           <w:tcPr>
-            <w:tcW w:type="dxa" w:w="7087"/>
+            <w:tcW w:type="dxa" w:w="2268"/>
           </w:tcPr>
           <w:p>
             <w:r/>
             <w:r>
               <w:rPr>
                 <w:b w:val="0"/>
-                <w:color w:val="5B6B7A"/>
-                <w:sz w:val="20"/>
+                <w:color w:val="1E7B4D"/>
+                <w:sz w:val="19"/>
               </w:rPr>
-              <w:t>для теста ИИ (1)/ПР-08-00-14 Производственный процесс.doc</w:t>
-            </w:r>
-          </w:p>
-        </w:tc>
-        <w:tc>
-          <w:tcPr>
-            <w:tcW w:type="dxa" w:w="1417"/>
-          </w:tcPr>
-          <w:p>
-            <w:r/>
-            <w:r>
-              <w:rPr>
-                <w:b w:val="0"/>
-                <w:color w:val="5B6B7A"/>
-                <w:sz w:val="20"/>
-              </w:rPr>
-              <w:t>40%</w:t>
+              <w:t>Без изменений — верно (в test-03 вопрос 1.2 значился «Исправлено относительно 11.09»; сегодня результат стабильно верный, тот же источник И-16-01-11)</w:t>
             </w:r>
           </w:p>
         </w:tc>
@@ -546,20 +396,18 @@
     </w:tbl>
     <w:p/>
     <w:p>
-      <w:pPr>
-        <w:spacing w:before="80" w:after="200"/>
-      </w:pPr>
       <w:r>
         <w:rPr>
-          <w:color w:val="C97A1A"/>
-          <w:sz w:val="20"/>
+          <w:i/>
+          <w:color w:val="5B6B7A"/>
+          <w:sz w:val="19"/>
         </w:rPr>
-        <w:t>Оценка: ☐ верно   ☐ частично   ☐ неверно     Комментарий: ________________________________________</w:t>
+        <w:t>Продолжение — новые вопросы дописываются в таблицу по мере тестирования, сверка со статусами из pilot-test-03-eco2-protocol.</w:t>
       </w:r>
     </w:p>
     <w:sectPr>
       <w:pgSz w:w="12240" w:h="15840"/>
-      <w:pgMar w:top="1134" w:right="1247" w:bottom="1134" w:left="1247" w:header="720" w:footer="720" w:gutter="0"/>
+      <w:pgMar w:top="1020" w:right="1020" w:bottom="1020" w:left="1020" w:header="720" w:footer="720" w:gutter="0"/>
       <w:cols w:space="720"/>
       <w:docGrid w:linePitch="360"/>
     </w:sectPr>

--- a/docs/protocols/2026-09-15-testirovanie-kollekcii-eko.docx
+++ b/docs/protocols/2026-09-15-testirovanie-kollekcii-eko.docx
@@ -393,6 +393,88 @@
           </w:p>
         </w:tc>
       </w:tr>
+      <w:tr>
+        <w:tc>
+          <w:tcPr>
+            <w:tcW w:type="dxa" w:w="567"/>
+          </w:tcPr>
+          <w:p>
+            <w:r/>
+            <w:r>
+              <w:rPr>
+                <w:b/>
+                <w:color w:val="0A5F67"/>
+                <w:sz w:val="19"/>
+              </w:rPr>
+              <w:t>1.3</w:t>
+            </w:r>
+          </w:p>
+        </w:tc>
+        <w:tc>
+          <w:tcPr>
+            <w:tcW w:type="dxa" w:w="2041"/>
+          </w:tcPr>
+          <w:p>
+            <w:r/>
+            <w:r>
+              <w:rPr>
+                <w:b w:val="0"/>
+                <w:color w:val="1A2733"/>
+                <w:sz w:val="19"/>
+              </w:rPr>
+              <w:t>«Я мастер на производстве. В заказе увидел пометку «Экспериментальная!». Мои действия?»</w:t>
+            </w:r>
+          </w:p>
+        </w:tc>
+        <w:tc>
+          <w:tcPr>
+            <w:tcW w:type="dxa" w:w="3685"/>
+          </w:tcPr>
+          <w:p>
+            <w:r/>
+            <w:r>
+              <w:rPr>
+                <w:b w:val="0"/>
+                <w:color w:val="1A2733"/>
+                <w:sz w:val="19"/>
+              </w:rPr>
+              <w:t>Полный верный ответ (3 шага): направить по эл. почте запрос Руководителю лаборатории о наработке новой продукции, ещё не внедрённой в производство; указать объём партии и дату отгрузки; поставить в копию технолога ПО — Ведущего. Решение о способе наработки принимает Руководитель лаборатории (лаборатория делает партию сама / внедрение без опытной партии / экспериментальная выработка с внедрением). Дана точная цитата источника про «Мастер ПО».</w:t>
+            </w:r>
+          </w:p>
+        </w:tc>
+        <w:tc>
+          <w:tcPr>
+            <w:tcW w:type="dxa" w:w="2268"/>
+          </w:tcPr>
+          <w:p>
+            <w:r/>
+            <w:r>
+              <w:rPr>
+                <w:b w:val="0"/>
+                <w:color w:val="5B6B7A"/>
+                <w:sz w:val="19"/>
+              </w:rPr>
+              <w:t>для теста ИИ (1)/И-16-01-11 Внедрение новых видов продукции в производство.doc — 36%</w:t>
+            </w:r>
+          </w:p>
+        </w:tc>
+        <w:tc>
+          <w:tcPr>
+            <w:tcW w:type="dxa" w:w="2268"/>
+          </w:tcPr>
+          <w:p>
+            <w:r/>
+            <w:r>
+              <w:rPr>
+                <w:b w:val="0"/>
+                <w:color w:val="1E7B4D"/>
+                <w:sz w:val="19"/>
+              </w:rPr>
+              <w:t>Исправлено vs. test-03 (§1b, коллекция ЭКО): там была регрессия — «не найдено», источник ошибочно И-12-10-03. Сегодня на той же коллекции ЭКО получен верный ответ с корректным источником И-16-01-11 — ранее такой фикс наблюдался только на ЭКО_2 (§1c, 18:40)</w:t>
+            </w:r>
+          </w:p>
+        </w:tc>
+      </w:tr>
     </w:tbl>
     <w:p/>
     <w:p>

--- a/docs/protocols/2026-09-15-testirovanie-kollekcii-eko.docx
+++ b/docs/protocols/2026-09-15-testirovanie-kollekcii-eko.docx
@@ -475,6 +475,88 @@
           </w:p>
         </w:tc>
       </w:tr>
+      <w:tr>
+        <w:tc>
+          <w:tcPr>
+            <w:tcW w:type="dxa" w:w="567"/>
+          </w:tcPr>
+          <w:p>
+            <w:r/>
+            <w:r>
+              <w:rPr>
+                <w:b/>
+                <w:color w:val="0A5F67"/>
+                <w:sz w:val="19"/>
+              </w:rPr>
+              <w:t>2.1</w:t>
+            </w:r>
+          </w:p>
+        </w:tc>
+        <w:tc>
+          <w:tcPr>
+            <w:tcW w:type="dxa" w:w="2041"/>
+          </w:tcPr>
+          <w:p>
+            <w:r/>
+            <w:r>
+              <w:rPr>
+                <w:b w:val="0"/>
+                <w:color w:val="1A2733"/>
+                <w:sz w:val="19"/>
+              </w:rPr>
+              <w:t>«Какие поля заполняет оператор после фасовки продукции?»</w:t>
+            </w:r>
+          </w:p>
+        </w:tc>
+        <w:tc>
+          <w:tcPr>
+            <w:tcW w:type="dxa" w:w="3685"/>
+          </w:tcPr>
+          <w:p>
+            <w:r/>
+            <w:r>
+              <w:rPr>
+                <w:b w:val="0"/>
+                <w:color w:val="1A2733"/>
+                <w:sz w:val="19"/>
+              </w:rPr>
+              <w:t>Заполняет «Рабочую инструкцию на производство» (форма 16-03): указывает фактическое количество расфасованной продукции; передаёт полностью заполненную инструкцию ответственному сотруднику ПО. Отдельно уточняется, что вкладки «Дополнительно» (исполнитель, оборудование, дата) и «Процесс» (отметка «Фасовка») в заказе на производство заполняет ответственный сотрудник ПО, а не оператор.</w:t>
+            </w:r>
+          </w:p>
+        </w:tc>
+        <w:tc>
+          <w:tcPr>
+            <w:tcW w:type="dxa" w:w="2268"/>
+          </w:tcPr>
+          <w:p>
+            <w:r/>
+            <w:r>
+              <w:rPr>
+                <w:b w:val="0"/>
+                <w:color w:val="5B6B7A"/>
+                <w:sz w:val="19"/>
+              </w:rPr>
+              <w:t>для теста ИИ (1)/ПР-08-00-14 Производственный процесс.doc, разделы 5.6.3–5.7.2 — 40%</w:t>
+            </w:r>
+          </w:p>
+        </w:tc>
+        <w:tc>
+          <w:tcPr>
+            <w:tcW w:type="dxa" w:w="2268"/>
+          </w:tcPr>
+          <w:p>
+            <w:r/>
+            <w:r>
+              <w:rPr>
+                <w:b w:val="0"/>
+                <w:color w:val="C97A1A"/>
+                <w:sz w:val="19"/>
+              </w:rPr>
+              <w:t>⚠ Расхождение с test-03: в baseline верным считался ответ через И-08-02-10 «Фасовка и упаковка готовой продукции» с полями «Кол-во тарных мест, Общее количество, Дата, Фасовщик ФИО подпись». Сегодняшний ответ — с другого документа (ПР-08-00-14) и без этих полей (тарные места, дата, ФИО фасовщика отсутствуют). Требует сверки по существу — не отмечать как подтверждённо верно</w:t>
+            </w:r>
+          </w:p>
+        </w:tc>
+      </w:tr>
     </w:tbl>
     <w:p/>
     <w:p>

--- a/docs/protocols/2026-09-15-testirovanie-kollekcii-eko.docx
+++ b/docs/protocols/2026-09-15-testirovanie-kollekcii-eko.docx
@@ -557,6 +557,90 @@
           </w:p>
         </w:tc>
       </w:tr>
+      <w:tr>
+        <w:tc>
+          <w:tcPr>
+            <w:tcW w:type="dxa" w:w="567"/>
+          </w:tcPr>
+          <w:p>
+            <w:r/>
+            <w:r>
+              <w:rPr>
+                <w:b/>
+                <w:color w:val="0A5F67"/>
+                <w:sz w:val="19"/>
+              </w:rPr>
+              <w:t>2.2</w:t>
+            </w:r>
+          </w:p>
+        </w:tc>
+        <w:tc>
+          <w:tcPr>
+            <w:tcW w:type="dxa" w:w="2041"/>
+          </w:tcPr>
+          <w:p>
+            <w:r/>
+            <w:r>
+              <w:rPr>
+                <w:b w:val="0"/>
+                <w:color w:val="1A2733"/>
+                <w:sz w:val="19"/>
+              </w:rPr>
+              <w:t>«Действия по корректировке Заказа на производство при выпуске продукции с меньшим весом»</w:t>
+            </w:r>
+          </w:p>
+        </w:tc>
+        <w:tc>
+          <w:tcPr>
+            <w:tcW w:type="dxa" w:w="3685"/>
+          </w:tcPr>
+          <w:p>
+            <w:r/>
+            <w:r>
+              <w:rPr>
+                <w:b w:val="0"/>
+                <w:color w:val="1A2733"/>
+                <w:sz w:val="19"/>
+              </w:rPr>
+              <w:t>6 шагов: оператор/технолог ПО передаёт ответственному сотруднику ПО заполненную форму 16-03; тот проверяет, подписывает, прикрепляет к комплекту (формы 08-03, 09-03, 16-03); открывает заказ на производство в 1С и сверяет количество с формой 16-03; открывает исходный заказ и создаёт корректировку; указывает количество со знаком «−» на величину разницы; проводит корректировку.</w:t>
+            </w:r>
+          </w:p>
+        </w:tc>
+        <w:tc>
+          <w:tcPr>
+            <w:tcW w:type="dxa" w:w="2268"/>
+          </w:tcPr>
+          <w:p>
+            <w:r/>
+            <w:r>
+              <w:rPr>
+                <w:b w:val="0"/>
+                <w:color w:val="5B6B7A"/>
+                <w:sz w:val="19"/>
+              </w:rPr>
+              <w:t>для теста ИИ (1)/Д-08-04-01 Проведение корректировок к заказу на производство в базе 1С-8...doc, разделы 3.1–3.3 и 5.1–5.6 — 36%</w:t>
+              <w:br/>
+              <w:t>для теста ИИ (1)/И-12-10-03 Корректировка Заказу покупателя в 1С.docx — 58%</w:t>
+            </w:r>
+          </w:p>
+        </w:tc>
+        <w:tc>
+          <w:tcPr>
+            <w:tcW w:type="dxa" w:w="2268"/>
+          </w:tcPr>
+          <w:p>
+            <w:r/>
+            <w:r>
+              <w:rPr>
+                <w:b w:val="0"/>
+                <w:color w:val="1E7B4D"/>
+                <w:sz w:val="19"/>
+              </w:rPr>
+              <w:t>Исправлено vs. test-03: там (§1b, ЭКО) ошибка сохранялась — специфичный документ Д-08-04-01 не цитировался, был только общий ответ через И-12-10-03; фикс тогда наблюдался лишь на ЭКО_2 (§1c, 19:33). Сегодня Д-08-04-01 корректно процитирован уже на самой ЭКО — фикс воспроизведён на исходной коллекции</w:t>
+            </w:r>
+          </w:p>
+        </w:tc>
+      </w:tr>
     </w:tbl>
     <w:p/>
     <w:p>

--- a/docs/protocols/2026-09-15-testirovanie-kollekcii-eko.docx
+++ b/docs/protocols/2026-09-15-testirovanie-kollekcii-eko.docx
@@ -641,6 +641,88 @@
           </w:p>
         </w:tc>
       </w:tr>
+      <w:tr>
+        <w:tc>
+          <w:tcPr>
+            <w:tcW w:type="dxa" w:w="567"/>
+          </w:tcPr>
+          <w:p>
+            <w:r/>
+            <w:r>
+              <w:rPr>
+                <w:b/>
+                <w:color w:val="0A5F67"/>
+                <w:sz w:val="19"/>
+              </w:rPr>
+              <w:t>2.3</w:t>
+            </w:r>
+          </w:p>
+        </w:tc>
+        <w:tc>
+          <w:tcPr>
+            <w:tcW w:type="dxa" w:w="2041"/>
+          </w:tcPr>
+          <w:p>
+            <w:r/>
+            <w:r>
+              <w:rPr>
+                <w:b w:val="0"/>
+                <w:color w:val="1A2733"/>
+                <w:sz w:val="19"/>
+              </w:rPr>
+              <w:t>«С какой высоты нужно сбрасывать пластиковую тару объёмом от 1,5 до 5 литров, чтобы проверить её прочность?»</w:t>
+            </w:r>
+          </w:p>
+        </w:tc>
+        <w:tc>
+          <w:tcPr>
+            <w:tcW w:type="dxa" w:w="3685"/>
+          </w:tcPr>
+          <w:p>
+            <w:r/>
+            <w:r>
+              <w:rPr>
+                <w:b w:val="0"/>
+                <w:color w:val="1A2733"/>
+                <w:sz w:val="19"/>
+              </w:rPr>
+              <w:t>Для пластиковой тары объёмом свыше 1,5 до 5 л включительно высота падения при проверке прочности — не менее 0,8 м. Дана точная цитата: «Высота падения, м, не менее: для значения свыше 1,5 до 5 включительно — 0,8».</w:t>
+            </w:r>
+          </w:p>
+        </w:tc>
+        <w:tc>
+          <w:tcPr>
+            <w:tcW w:type="dxa" w:w="2268"/>
+          </w:tcPr>
+          <w:p>
+            <w:r/>
+            <w:r>
+              <w:rPr>
+                <w:b w:val="0"/>
+                <w:color w:val="5B6B7A"/>
+                <w:sz w:val="19"/>
+              </w:rPr>
+              <w:t>для теста ИИ (1)/Методика №38.doc — 62%</w:t>
+            </w:r>
+          </w:p>
+        </w:tc>
+        <w:tc>
+          <w:tcPr>
+            <w:tcW w:type="dxa" w:w="2268"/>
+          </w:tcPr>
+          <w:p>
+            <w:r/>
+            <w:r>
+              <w:rPr>
+                <w:b w:val="0"/>
+                <w:color w:val="1E7B4D"/>
+                <w:sz w:val="19"/>
+              </w:rPr>
+              <w:t>Исправлено vs. test-03 — карточка источника корректно показывает «Методика №38.doc», без анomалии «глоссарий». Это самый устойчиво воспроизводимый баг во всём test-03: карточка-призрак «глоссарий», 100%, на этом же вопросе — 3 раза подряд (ре-тест 12.09, сегодня 18:48 и 18:52 в baseline-прогоне), хотя текст всегда верно цитировал Методика №38. Сегодня при повторе бага нет — ответ по содержанию тот же (0,8 м)</w:t>
+            </w:r>
+          </w:p>
+        </w:tc>
+      </w:tr>
     </w:tbl>
     <w:p/>
     <w:p>

--- a/docs/protocols/2026-09-15-testirovanie-kollekcii-eko.docx
+++ b/docs/protocols/2026-09-15-testirovanie-kollekcii-eko.docx
@@ -723,6 +723,90 @@
           </w:p>
         </w:tc>
       </w:tr>
+      <w:tr>
+        <w:tc>
+          <w:tcPr>
+            <w:tcW w:type="dxa" w:w="567"/>
+          </w:tcPr>
+          <w:p>
+            <w:r/>
+            <w:r>
+              <w:rPr>
+                <w:b/>
+                <w:color w:val="0A5F67"/>
+                <w:sz w:val="19"/>
+              </w:rPr>
+              <w:t>3.1</w:t>
+            </w:r>
+          </w:p>
+        </w:tc>
+        <w:tc>
+          <w:tcPr>
+            <w:tcW w:type="dxa" w:w="2041"/>
+          </w:tcPr>
+          <w:p>
+            <w:r/>
+            <w:r>
+              <w:rPr>
+                <w:b w:val="0"/>
+                <w:color w:val="1A2733"/>
+                <w:sz w:val="19"/>
+              </w:rPr>
+              <w:t>«Как технолог ПО получает сырьё на производство?»</w:t>
+            </w:r>
+          </w:p>
+        </w:tc>
+        <w:tc>
+          <w:tcPr>
+            <w:tcW w:type="dxa" w:w="3685"/>
+          </w:tcPr>
+          <w:p>
+            <w:r/>
+            <w:r>
+              <w:rPr>
+                <w:b w:val="0"/>
+                <w:color w:val="1A2733"/>
+                <w:sz w:val="19"/>
+              </w:rPr>
+              <w:t>4 шага: дублирует сотруднику СО по телефону номера заказов на производство и необходимое время; после подтверждения о перемещении сырья забирает его на участке выдачи; перемещает сырьё к оборудованию; если в зоне выдачи горит сигнальная лампа — забирает сырьё в производственную зону и гасит лампу. Отдельно: при срочной выдаче доп. сырья сообщает по телефону номер корректировки и уточняет, что сырьё «для доработки», далее по п. 5.4.</w:t>
+            </w:r>
+          </w:p>
+        </w:tc>
+        <w:tc>
+          <w:tcPr>
+            <w:tcW w:type="dxa" w:w="2268"/>
+          </w:tcPr>
+          <w:p>
+            <w:r/>
+            <w:r>
+              <w:rPr>
+                <w:b w:val="0"/>
+                <w:color w:val="5B6B7A"/>
+                <w:sz w:val="19"/>
+              </w:rPr>
+              <w:t>для теста ИИ (1)/Д-08-07-01 Порядок получения ТМЦ с Участка выдачи сырья и сдача ТМЦ на участок возврата сырья и готовой продукции.doc, п. 5.3–5.5 — 45%</w:t>
+              <w:br/>
+              <w:t>для теста ИИ (1)/ПР-08-00-14 Производственный процесс.doc — 45%</w:t>
+            </w:r>
+          </w:p>
+        </w:tc>
+        <w:tc>
+          <w:tcPr>
+            <w:tcW w:type="dxa" w:w="2268"/>
+          </w:tcPr>
+          <w:p>
+            <w:r/>
+            <w:r>
+              <w:rPr>
+                <w:b w:val="0"/>
+                <w:color w:val="C97A1A"/>
+                <w:sz w:val="19"/>
+              </w:rPr>
+              <w:t>⚠ Расхождение с test-03 (повтор, подтверждённый скоуп, 18:57): baseline-ответ — 6 шагов с флажками «Передать сырьё» + «Выгрузить WMS» в 1С8, карточкой выпуска готовой продукции ф.08-03 и эскалацией при отсутствии отметки «Подбор сырья завершён». Сегодня этих элементов нет, вместо них — «сигнальная лампа», которая в baseline не упоминалась. Источник Д-08-07-01 совпадает, детали процедуры — нет. Требует сверки по существу</w:t>
+            </w:r>
+          </w:p>
+        </w:tc>
+      </w:tr>
     </w:tbl>
     <w:p/>
     <w:p>

--- a/docs/protocols/2026-09-15-testirovanie-kollekcii-eko.docx
+++ b/docs/protocols/2026-09-15-testirovanie-kollekcii-eko.docx
@@ -807,6 +807,88 @@
           </w:p>
         </w:tc>
       </w:tr>
+      <w:tr>
+        <w:tc>
+          <w:tcPr>
+            <w:tcW w:type="dxa" w:w="567"/>
+          </w:tcPr>
+          <w:p>
+            <w:r/>
+            <w:r>
+              <w:rPr>
+                <w:b/>
+                <w:color w:val="0A5F67"/>
+                <w:sz w:val="19"/>
+              </w:rPr>
+              <w:t>3.2</w:t>
+            </w:r>
+          </w:p>
+        </w:tc>
+        <w:tc>
+          <w:tcPr>
+            <w:tcW w:type="dxa" w:w="2041"/>
+          </w:tcPr>
+          <w:p>
+            <w:r/>
+            <w:r>
+              <w:rPr>
+                <w:b w:val="0"/>
+                <w:color w:val="1A2733"/>
+                <w:sz w:val="19"/>
+              </w:rPr>
+              <w:t>«Я менеджер по продажам. Клиент попросил поменять характеристику товара в уже оформленном заказе, но на складе уже распечатали заявку на сборку. Что делать?»</w:t>
+            </w:r>
+          </w:p>
+        </w:tc>
+        <w:tc>
+          <w:tcPr>
+            <w:tcW w:type="dxa" w:w="3685"/>
+          </w:tcPr>
+          <w:p>
+            <w:r/>
+            <w:r>
+              <w:rPr>
+                <w:b w:val="0"/>
+                <w:color w:val="1A2733"/>
+                <w:sz w:val="19"/>
+              </w:rPr>
+              <w:t>5 шагов, специфично для уже распечатанной заявки: запросить у сотрудника ОД снять галку «Заявка на комплектацию распечатана», указав причину (добавить/убрать/изменить характеристику); после снятия галки внести корректировку заказа по И-12-10 «Корректировка заказа Покупателя в 1С»; уведомить сотрудников ОД и начальника СО; сотрудники ОД распечатывают обновлённую заявку, передают в СО и повторно устанавливают галку «Заявка на комплектацию распечатана».</w:t>
+            </w:r>
+          </w:p>
+        </w:tc>
+        <w:tc>
+          <w:tcPr>
+            <w:tcW w:type="dxa" w:w="2268"/>
+          </w:tcPr>
+          <w:p>
+            <w:r/>
+            <w:r>
+              <w:rPr>
+                <w:b w:val="0"/>
+                <w:color w:val="5B6B7A"/>
+                <w:sz w:val="19"/>
+              </w:rPr>
+              <w:t>для теста ИИ (1)/И-12-12-06 Оформление заказа Покупателя в 1С.docx — 45%</w:t>
+            </w:r>
+          </w:p>
+        </w:tc>
+        <w:tc>
+          <w:tcPr>
+            <w:tcW w:type="dxa" w:w="2268"/>
+          </w:tcPr>
+          <w:p>
+            <w:r/>
+            <w:r>
+              <w:rPr>
+                <w:b w:val="0"/>
+                <w:color w:val="1E7B4D"/>
+                <w:sz w:val="19"/>
+              </w:rPr>
+              <w:t>Улучшено vs. test-03: на ЭКО (§1b, 18:58) раньше был только частичный ответ (3 общих шага, честно признавалось «не указано, что делать именно с уже распечатанной заявкой»); полный специфичный ответ про снятие/повторную установку галки наблюдался только на ЭКО_2 (§1c, 19:34, через И-12-10-03+И-12-12-06). Сегодня такой же по сути полный ответ дан уже на ЭКО — но опирается только на И-12-12-06, без И-12-10-03, который цитировался в обоих прежних прогонах</w:t>
+            </w:r>
+          </w:p>
+        </w:tc>
+      </w:tr>
     </w:tbl>
     <w:p/>
     <w:p>

--- a/docs/protocols/2026-09-15-testirovanie-kollekcii-eko.docx
+++ b/docs/protocols/2026-09-15-testirovanie-kollekcii-eko.docx
@@ -889,6 +889,90 @@
           </w:p>
         </w:tc>
       </w:tr>
+      <w:tr>
+        <w:tc>
+          <w:tcPr>
+            <w:tcW w:type="dxa" w:w="567"/>
+          </w:tcPr>
+          <w:p>
+            <w:r/>
+            <w:r>
+              <w:rPr>
+                <w:b/>
+                <w:color w:val="0A5F67"/>
+                <w:sz w:val="19"/>
+              </w:rPr>
+              <w:t>3.3</w:t>
+            </w:r>
+          </w:p>
+        </w:tc>
+        <w:tc>
+          <w:tcPr>
+            <w:tcW w:type="dxa" w:w="2041"/>
+          </w:tcPr>
+          <w:p>
+            <w:r/>
+            <w:r>
+              <w:rPr>
+                <w:b w:val="0"/>
+                <w:color w:val="1A2733"/>
+                <w:sz w:val="19"/>
+              </w:rPr>
+              <w:t>«Продукцию забраковали на производстве, кто и какие действия должен совершить?»</w:t>
+            </w:r>
+          </w:p>
+        </w:tc>
+        <w:tc>
+          <w:tcPr>
+            <w:tcW w:type="dxa" w:w="3685"/>
+          </w:tcPr>
+          <w:p>
+            <w:r/>
+            <w:r>
+              <w:rPr>
+                <w:b w:val="0"/>
+                <w:color w:val="1A2733"/>
+                <w:sz w:val="19"/>
+              </w:rPr>
+              <w:t>Развёрнутый ответ по 6 ролям: Оператор ПО (прекращает выпуск, сообщает Мастеру и Технологу ПО); Мастер ПО (изоляция расфасованной либо эскалация нерасфасованной продукции); Ведущий технолог ПО (действует по ПР-17-00 и ПР-03-00, сообщает группе БПП); Группа БПП (действует по ПР-04-00); Сотрудник ОКК (письмо со скрином остатка, акты забраковки/разрешения на отклонение, руководителю ОКК и др., спецячейки «Опасный БРАК»/«Аллерген», запись в журнал, прикрепление акта в 1С-8); Ведущий технолог ПО/Сотрудник НА/ОИМРП/Начальник ЛР (Часть 2 акта разрешения на отклонение, согласование переработки с РГБПП).</w:t>
+            </w:r>
+          </w:p>
+        </w:tc>
+        <w:tc>
+          <w:tcPr>
+            <w:tcW w:type="dxa" w:w="2268"/>
+          </w:tcPr>
+          <w:p>
+            <w:r/>
+            <w:r>
+              <w:rPr>
+                <w:b w:val="0"/>
+                <w:color w:val="5B6B7A"/>
+                <w:sz w:val="19"/>
+              </w:rPr>
+              <w:t>для теста ИИ (1)/И-08-03-09 Действия при нештатных ситуациях.doc — 57%</w:t>
+              <w:br/>
+              <w:t>для теста ИИ (1)/ПР-03-00-12 Несоответствующая продукция.doc — 42%</w:t>
+            </w:r>
+          </w:p>
+        </w:tc>
+        <w:tc>
+          <w:tcPr>
+            <w:tcW w:type="dxa" w:w="2268"/>
+          </w:tcPr>
+          <w:p>
+            <w:r/>
+            <w:r>
+              <w:rPr>
+                <w:b w:val="0"/>
+                <w:color w:val="1E7B4D"/>
+                <w:sz w:val="19"/>
+              </w:rPr>
+              <w:t>Без изменений — верно: оба источника совпадают с baseline (§1b, 19:01 — «Развёрнутый верный ответ... детальнее исходного»), карточки без аномалий. Сегодняшний ответ ещё детальнее — структурирован по 6 ролям вместо 5 шагов + ветки</w:t>
+            </w:r>
+          </w:p>
+        </w:tc>
+      </w:tr>
     </w:tbl>
     <w:p/>
     <w:p>

--- a/docs/protocols/2026-09-15-testirovanie-kollekcii-eko.docx
+++ b/docs/protocols/2026-09-15-testirovanie-kollekcii-eko.docx
@@ -973,6 +973,88 @@
           </w:p>
         </w:tc>
       </w:tr>
+      <w:tr>
+        <w:tc>
+          <w:tcPr>
+            <w:tcW w:type="dxa" w:w="567"/>
+          </w:tcPr>
+          <w:p>
+            <w:r/>
+            <w:r>
+              <w:rPr>
+                <w:b/>
+                <w:color w:val="0A5F67"/>
+                <w:sz w:val="19"/>
+              </w:rPr>
+              <w:t>4.1</w:t>
+            </w:r>
+          </w:p>
+        </w:tc>
+        <w:tc>
+          <w:tcPr>
+            <w:tcW w:type="dxa" w:w="2041"/>
+          </w:tcPr>
+          <w:p>
+            <w:r/>
+            <w:r>
+              <w:rPr>
+                <w:b w:val="0"/>
+                <w:color w:val="1A2733"/>
+                <w:sz w:val="19"/>
+              </w:rPr>
+              <w:t>«Какой маркой стретч-плёнки обматывают паллеты с готовой продукцией?»</w:t>
+            </w:r>
+          </w:p>
+        </w:tc>
+        <w:tc>
+          <w:tcPr>
+            <w:tcW w:type="dxa" w:w="3685"/>
+          </w:tcPr>
+          <w:p>
+            <w:r/>
+            <w:r>
+              <w:rPr>
+                <w:b w:val="0"/>
+                <w:color w:val="1A2733"/>
+                <w:sz w:val="19"/>
+              </w:rPr>
+              <w:t>Корректное «не найдено» по существу вопроса: в найденном документе указано только, что паллеты обматывают стретч-плёнкой не менее трёх оборотов на один ряд; марка плёнки в доступном фрагменте не указана.</w:t>
+            </w:r>
+          </w:p>
+        </w:tc>
+        <w:tc>
+          <w:tcPr>
+            <w:tcW w:type="dxa" w:w="2268"/>
+          </w:tcPr>
+          <w:p>
+            <w:r/>
+            <w:r>
+              <w:rPr>
+                <w:b w:val="0"/>
+                <w:color w:val="5B6B7A"/>
+                <w:sz w:val="19"/>
+              </w:rPr>
+              <w:t>для теста ИИ (1)/И-08-02-10 Фасовка и упаковка готовой продукции.doc — 37%</w:t>
+            </w:r>
+          </w:p>
+        </w:tc>
+        <w:tc>
+          <w:tcPr>
+            <w:tcW w:type="dxa" w:w="2268"/>
+          </w:tcPr>
+          <w:p>
+            <w:r/>
+            <w:r>
+              <w:rPr>
+                <w:b w:val="0"/>
+                <w:color w:val="1E7B4D"/>
+                <w:sz w:val="19"/>
+              </w:rPr>
+              <w:t>Без изменений — верно: как и в baseline (§1b/§1c, 19:02–19:04 — «не нашёл марку» на обеих коллекциях), деталь физически отсутствует в корпусе. Источник другой — И-08-02-10, а не Д-09-01-17/forma-09-01 как в baseline; сегодня дополнительно всплыла деталь про три оборота плёнки, которой в baseline не упоминалось — не искажает ответ, но источник расходится</w:t>
+            </w:r>
+          </w:p>
+        </w:tc>
+      </w:tr>
     </w:tbl>
     <w:p/>
     <w:p>

--- a/docs/protocols/2026-09-15-testirovanie-kollekcii-eko.docx
+++ b/docs/protocols/2026-09-15-testirovanie-kollekcii-eko.docx
@@ -1055,6 +1055,88 @@
           </w:p>
         </w:tc>
       </w:tr>
+      <w:tr>
+        <w:tc>
+          <w:tcPr>
+            <w:tcW w:type="dxa" w:w="567"/>
+          </w:tcPr>
+          <w:p>
+            <w:r/>
+            <w:r>
+              <w:rPr>
+                <w:b/>
+                <w:color w:val="0A5F67"/>
+                <w:sz w:val="19"/>
+              </w:rPr>
+              <w:t>4.2</w:t>
+            </w:r>
+          </w:p>
+        </w:tc>
+        <w:tc>
+          <w:tcPr>
+            <w:tcW w:type="dxa" w:w="2041"/>
+          </w:tcPr>
+          <w:p>
+            <w:r/>
+            <w:r>
+              <w:rPr>
+                <w:b w:val="0"/>
+                <w:color w:val="1A2733"/>
+                <w:sz w:val="19"/>
+              </w:rPr>
+              <w:t>«Как часто нужно оценивать квалификацию внештатных сотрудников, которые работают по договору подряда?»</w:t>
+            </w:r>
+          </w:p>
+        </w:tc>
+        <w:tc>
+          <w:tcPr>
+            <w:tcW w:type="dxa" w:w="3685"/>
+          </w:tcPr>
+          <w:p>
+            <w:r/>
+            <w:r>
+              <w:rPr>
+                <w:b w:val="0"/>
+                <w:color w:val="1A2733"/>
+                <w:sz w:val="19"/>
+              </w:rPr>
+              <w:t>В доступных фрагментах нашёл только общее требование: периодическое обучение сотрудники проходят не реже 1 раза в год. Отдельного правила именно для оценки квалификации внештатных сотрудников по договору подряда в найденных фрагментах нет — честно отмечено как открытый вопрос.</w:t>
+            </w:r>
+          </w:p>
+        </w:tc>
+        <w:tc>
+          <w:tcPr>
+            <w:tcW w:type="dxa" w:w="2268"/>
+          </w:tcPr>
+          <w:p>
+            <w:r/>
+            <w:r>
+              <w:rPr>
+                <w:b w:val="0"/>
+                <w:color w:val="5B6B7A"/>
+                <w:sz w:val="19"/>
+              </w:rPr>
+              <w:t>для теста ИИ (1)/ПР-14-00-12 Компетентность персонала.doc — 29%</w:t>
+            </w:r>
+          </w:p>
+        </w:tc>
+        <w:tc>
+          <w:tcPr>
+            <w:tcW w:type="dxa" w:w="2268"/>
+          </w:tcPr>
+          <w:p>
+            <w:r/>
+            <w:r>
+              <w:rPr>
+                <w:b w:val="0"/>
+                <w:color w:val="C97A1A"/>
+                <w:sz w:val="19"/>
+              </w:rPr>
+              <w:t>Без изменений — остаётся открытым, как и в baseline (§1b, 19:05 — «не нашёл указания... открытый вопрос, как и раньше»). Тот же источник ПР-14-00-12 в обоих случаях; сегодня дополнительно найдена общая норма «не реже 1 раза в год», но она не относится именно к договору подряда — ответ по сути не расходится с baseline</w:t>
+            </w:r>
+          </w:p>
+        </w:tc>
+      </w:tr>
     </w:tbl>
     <w:p/>
     <w:p>

--- a/docs/protocols/2026-09-15-testirovanie-kollekcii-eko.docx
+++ b/docs/protocols/2026-09-15-testirovanie-kollekcii-eko.docx
@@ -1137,6 +1137,88 @@
           </w:p>
         </w:tc>
       </w:tr>
+      <w:tr>
+        <w:tc>
+          <w:tcPr>
+            <w:tcW w:type="dxa" w:w="567"/>
+          </w:tcPr>
+          <w:p>
+            <w:r/>
+            <w:r>
+              <w:rPr>
+                <w:b/>
+                <w:color w:val="0A5F67"/>
+                <w:sz w:val="19"/>
+              </w:rPr>
+              <w:t>4.3</w:t>
+            </w:r>
+          </w:p>
+        </w:tc>
+        <w:tc>
+          <w:tcPr>
+            <w:tcW w:type="dxa" w:w="2041"/>
+          </w:tcPr>
+          <w:p>
+            <w:r/>
+            <w:r>
+              <w:rPr>
+                <w:b w:val="0"/>
+                <w:color w:val="1A2733"/>
+                <w:sz w:val="19"/>
+              </w:rPr>
+              <w:t>«Какие поля должны быть заполнены в журнале «Учёт уборки производственного оборудования» Форма 17-08?»</w:t>
+            </w:r>
+          </w:p>
+        </w:tc>
+        <w:tc>
+          <w:tcPr>
+            <w:tcW w:type="dxa" w:w="3685"/>
+          </w:tcPr>
+          <w:p>
+            <w:r/>
+            <w:r>
+              <w:rPr>
+                <w:b w:val="0"/>
+                <w:color w:val="1A2733"/>
+                <w:sz w:val="19"/>
+              </w:rPr>
+              <w:t>В доступных фрагментах не нашёл перечень полей журнала. Нашёл только упоминание Формы 17-08 как чек-листа проверки/обхода: «Еженедельно проводится контроль состояния уборочного инвентаря ответственным сотрудником ПО согласно Форме 17-08 „Чек-лист проверки ППУ. Чек-лист обхода санитарного состояния производства“» — корректное «не найдено» по самому перечню полей.</w:t>
+            </w:r>
+          </w:p>
+        </w:tc>
+        <w:tc>
+          <w:tcPr>
+            <w:tcW w:type="dxa" w:w="2268"/>
+          </w:tcPr>
+          <w:p>
+            <w:r/>
+            <w:r>
+              <w:rPr>
+                <w:b w:val="0"/>
+                <w:color w:val="5B6B7A"/>
+                <w:sz w:val="19"/>
+              </w:rPr>
+              <w:t>для теста ИИ (1)/И-08-04-13 Уборка чистой зоны.doc — 39%</w:t>
+            </w:r>
+          </w:p>
+        </w:tc>
+        <w:tc>
+          <w:tcPr>
+            <w:tcW w:type="dxa" w:w="2268"/>
+          </w:tcPr>
+          <w:p>
+            <w:r/>
+            <w:r>
+              <w:rPr>
+                <w:b w:val="0"/>
+                <w:color w:val="1E7B4D"/>
+                <w:sz w:val="19"/>
+              </w:rPr>
+              <w:t>Исправлено (карточка) / без изменений (содержание) vs. test-03: содержательный вывод тот же — верное «не найдено» перечня полей, и в тексте назван тот же источник И-08-04-13 «Уборка чистой зоны». Но в baseline (§1b, 19:07) это был случай «двойного несовпадения» — обе карточки показывали не тот документ (Д-11-06-01 и ПР-03-00-12, ни одна не И-08-04-13). Сегодня карточка верно совпадает с текстом — аномалия не воспроизвелась</w:t>
+            </w:r>
+          </w:p>
+        </w:tc>
+      </w:tr>
     </w:tbl>
     <w:p/>
     <w:p>

--- a/docs/protocols/2026-09-15-testirovanie-kollekcii-eko.docx
+++ b/docs/protocols/2026-09-15-testirovanie-kollekcii-eko.docx
@@ -1219,6 +1219,88 @@
           </w:p>
         </w:tc>
       </w:tr>
+      <w:tr>
+        <w:tc>
+          <w:tcPr>
+            <w:tcW w:type="dxa" w:w="567"/>
+          </w:tcPr>
+          <w:p>
+            <w:r/>
+            <w:r>
+              <w:rPr>
+                <w:b/>
+                <w:color w:val="0A5F67"/>
+                <w:sz w:val="19"/>
+              </w:rPr>
+              <w:t>5.1</w:t>
+            </w:r>
+          </w:p>
+        </w:tc>
+        <w:tc>
+          <w:tcPr>
+            <w:tcW w:type="dxa" w:w="2041"/>
+          </w:tcPr>
+          <w:p>
+            <w:r/>
+            <w:r>
+              <w:rPr>
+                <w:b w:val="0"/>
+                <w:color w:val="1A2733"/>
+                <w:sz w:val="19"/>
+              </w:rPr>
+              <w:t>«Я технолог производства. Необходимое сырьё находится на складе «Проверка ОКК». Как мне его получить?»</w:t>
+            </w:r>
+          </w:p>
+        </w:tc>
+        <w:tc>
+          <w:tcPr>
+            <w:tcW w:type="dxa" w:w="3685"/>
+          </w:tcPr>
+          <w:p>
+            <w:r/>
+            <w:r>
+              <w:rPr>
+                <w:b w:val="0"/>
+                <w:color w:val="1A2733"/>
+                <w:sz w:val="19"/>
+              </w:rPr>
+              <w:t>3 шага: сделать запрос ответственному сотруднику ОКК (email/телефон) о возможности использовать это сырьё; если ОКК даёт положительный ответ — использовать сырьё в производстве; при этом в заказе на производство указать склад размещения «Проверка ОКК».</w:t>
+            </w:r>
+          </w:p>
+        </w:tc>
+        <w:tc>
+          <w:tcPr>
+            <w:tcW w:type="dxa" w:w="2268"/>
+          </w:tcPr>
+          <w:p>
+            <w:r/>
+            <w:r>
+              <w:rPr>
+                <w:b w:val="0"/>
+                <w:color w:val="5B6B7A"/>
+                <w:sz w:val="19"/>
+              </w:rPr>
+              <w:t>для теста ИИ (1)/Д-08-03-01 Формирование заказов на производство в базе 1С-8.doc — 41%</w:t>
+            </w:r>
+          </w:p>
+        </w:tc>
+        <w:tc>
+          <w:tcPr>
+            <w:tcW w:type="dxa" w:w="2268"/>
+          </w:tcPr>
+          <w:p>
+            <w:r/>
+            <w:r>
+              <w:rPr>
+                <w:b w:val="0"/>
+                <w:color w:val="C97A1A"/>
+                <w:sz w:val="19"/>
+              </w:rPr>
+              <w:t>⚠ Расхождение по существу с test-03 (§1b, 19:22): baseline-ответ (3 шага, источники ПР-09-00-14 + ПР-03-00-12) явно указывал — «самостоятельная выдача технологу напрямую со склада не предусмотрена», получение шло через обычный склад после уведомления по email. Сегодняшний ответ (источник другой — Д-08-03-01) описывает, по сути, прямое использование сырья в производстве после согласования с ОКК, без шага получения с обычного склада — противоречит прежде зафиксированному выводу. Требует сверки по существу</w:t>
+            </w:r>
+          </w:p>
+        </w:tc>
+      </w:tr>
     </w:tbl>
     <w:p/>
     <w:p>

--- a/docs/protocols/2026-09-15-testirovanie-kollekcii-eko.docx
+++ b/docs/protocols/2026-09-15-testirovanie-kollekcii-eko.docx
@@ -12,26 +12,6 @@
           <w:sz w:val="36"/>
         </w:rPr>
         <w:t>Протокол теста на коллекции «ЭКО» — 15.09.2026</w:t>
-      </w:r>
-    </w:p>
-    <w:p>
-      <w:pPr>
-        <w:spacing w:after="40"/>
-      </w:pPr>
-      <w:r>
-        <w:rPr>
-          <w:b/>
-          <w:color w:val="1A2733"/>
-          <w:sz w:val="21"/>
-        </w:rPr>
-        <w:t xml:space="preserve">Дата теста: </w:t>
-      </w:r>
-      <w:r>
-        <w:rPr>
-          <w:color w:val="5B6B7A"/>
-          <w:sz w:val="21"/>
-        </w:rPr>
-        <w:t>15.09.2026</w:t>
       </w:r>
     </w:p>
     <w:p>
@@ -71,27 +51,7 @@
           <w:color w:val="5B6B7A"/>
           <w:sz w:val="21"/>
         </w:rPr>
-        <w:t>Документы → коллекция «ЭКО» (без «ЭКО_2», без «Данные (каталог и SQL)»)</w:t>
-      </w:r>
-    </w:p>
-    <w:p>
-      <w:pPr>
-        <w:spacing w:after="40"/>
-      </w:pPr>
-      <w:r>
-        <w:rPr>
-          <w:b/>
-          <w:color w:val="1A2733"/>
-          <w:sz w:val="21"/>
-        </w:rPr>
-        <w:t xml:space="preserve">Модель: </w:t>
-      </w:r>
-      <w:r>
-        <w:rPr>
-          <w:color w:val="5B6B7A"/>
-          <w:sz w:val="21"/>
-        </w:rPr>
-        <w:t>OpenAI / gpt-5.5</w:t>
+        <w:t>Документы → коллекция «ЭКО»</w:t>
       </w:r>
     </w:p>
     <w:p>
@@ -111,39 +71,24 @@
           <w:color w:val="5B6B7A"/>
           <w:sz w:val="21"/>
         </w:rPr>
-        <w:t>pilot-test-03-eco2-protocol (12.09.2026, 15:06–19:34) — тот же 18-вопросный набор</w:t>
+        <w:t>pilot-test-03-eco2-protocol (12.09.2026)</w:t>
       </w:r>
     </w:p>
     <w:p/>
-    <w:p>
-      <w:pPr>
-        <w:pStyle w:val="Heading2"/>
-        <w:spacing w:before="200"/>
-      </w:pPr>
-      <w:r>
-        <w:rPr>
-          <w:color w:val="1A2733"/>
-          <w:sz w:val="26"/>
-        </w:rPr>
-        <w:t>Ход теста</w:t>
-      </w:r>
-    </w:p>
     <w:tbl>
       <w:tblPr>
         <w:tblW w:type="auto" w:w="0"/>
         <w:tblLook w:firstColumn="1" w:firstRow="1" w:lastColumn="0" w:lastRow="0" w:noHBand="0" w:noVBand="1" w:val="04A0"/>
       </w:tblPr>
       <w:tblGrid>
-        <w:gridCol w:w="2040"/>
-        <w:gridCol w:w="2040"/>
-        <w:gridCol w:w="2040"/>
-        <w:gridCol w:w="2040"/>
-        <w:gridCol w:w="2040"/>
+        <w:gridCol w:w="3400"/>
+        <w:gridCol w:w="3400"/>
+        <w:gridCol w:w="3400"/>
       </w:tblGrid>
       <w:tr>
         <w:tc>
           <w:tcPr>
-            <w:tcW w:type="dxa" w:w="567"/>
+            <w:tcW w:type="dxa" w:w="680"/>
             <w:shd w:val="clear" w:color="auto" w:fill="1A2733"/>
           </w:tcPr>
           <w:p>
@@ -152,26 +97,9 @@
               <w:rPr>
                 <w:b/>
                 <w:color w:val="FFFFFF"/>
-                <w:sz w:val="19"/>
+                <w:sz w:val="20"/>
               </w:rPr>
               <w:t>№</w:t>
-            </w:r>
-          </w:p>
-        </w:tc>
-        <w:tc>
-          <w:tcPr>
-            <w:tcW w:type="dxa" w:w="2041"/>
-            <w:shd w:val="clear" w:color="auto" w:fill="1A2733"/>
-          </w:tcPr>
-          <w:p>
-            <w:r/>
-            <w:r>
-              <w:rPr>
-                <w:b/>
-                <w:color w:val="FFFFFF"/>
-                <w:sz w:val="19"/>
-              </w:rPr>
-              <w:t>Вопрос</w:t>
             </w:r>
           </w:p>
         </w:tc>
@@ -186,15 +114,15 @@
               <w:rPr>
                 <w:b/>
                 <w:color w:val="FFFFFF"/>
-                <w:sz w:val="19"/>
+                <w:sz w:val="20"/>
               </w:rPr>
-              <w:t>Ответ</w:t>
+              <w:t>Вопрос</w:t>
             </w:r>
           </w:p>
         </w:tc>
         <w:tc>
           <w:tcPr>
-            <w:tcW w:type="dxa" w:w="2268"/>
+            <w:tcW w:type="dxa" w:w="5329"/>
             <w:shd w:val="clear" w:color="auto" w:fill="1A2733"/>
           </w:tcPr>
           <w:p>
@@ -203,26 +131,9 @@
               <w:rPr>
                 <w:b/>
                 <w:color w:val="FFFFFF"/>
-                <w:sz w:val="19"/>
+                <w:sz w:val="20"/>
               </w:rPr>
-              <w:t>Источник(и)</w:t>
-            </w:r>
-          </w:p>
-        </w:tc>
-        <w:tc>
-          <w:tcPr>
-            <w:tcW w:type="dxa" w:w="2268"/>
-            <w:shd w:val="clear" w:color="auto" w:fill="1A2733"/>
-          </w:tcPr>
-          <w:p>
-            <w:r/>
-            <w:r>
-              <w:rPr>
-                <w:b/>
-                <w:color w:val="FFFFFF"/>
-                <w:sz w:val="19"/>
-              </w:rPr>
-              <w:t>Статус vs. test-03</w:t>
+              <w:t>Ответ — вывод</w:t>
             </w:r>
           </w:p>
         </w:tc>
@@ -230,7 +141,7 @@
       <w:tr>
         <w:tc>
           <w:tcPr>
-            <w:tcW w:type="dxa" w:w="567"/>
+            <w:tcW w:type="dxa" w:w="680"/>
           </w:tcPr>
           <w:p>
             <w:r/>
@@ -238,25 +149,9 @@
               <w:rPr>
                 <w:b/>
                 <w:color w:val="0A5F67"/>
-                <w:sz w:val="19"/>
+                <w:sz w:val="20"/>
               </w:rPr>
               <w:t>1.1</w:t>
-            </w:r>
-          </w:p>
-        </w:tc>
-        <w:tc>
-          <w:tcPr>
-            <w:tcW w:type="dxa" w:w="2041"/>
-          </w:tcPr>
-          <w:p>
-            <w:r/>
-            <w:r>
-              <w:rPr>
-                <w:b w:val="0"/>
-                <w:color w:val="1A2733"/>
-                <w:sz w:val="19"/>
-              </w:rPr>
-              <w:t>«Я начальник склада. Мне принесли акт забраковки. Что я должен сделать?»</w:t>
             </w:r>
           </w:p>
         </w:tc>
@@ -270,33 +165,15 @@
               <w:rPr>
                 <w:b w:val="0"/>
                 <w:color w:val="1A2733"/>
-                <w:sz w:val="19"/>
+                <w:sz w:val="20"/>
               </w:rPr>
-              <w:t>Полный верный ответ (4 шага): маркировка актом забраковки — форма 03-01 (на упакованную паллету допускается 4 экземпляра акта, по одному с каждой стороны); перемещение в зону «БРАК» не позднее 1 рабочего дня; размещение по требованиям акта (спецячейки для небезопасной/аллергенной продукции, если указано в «Заключении»); отдельное хранение, если ТМЦ подлежат переработке и оформлены актом разрешения на отклонение. Перемещение на склад «БРАК» в 1С-8 организует бухгалтер по учёту ТМЦ.</w:t>
+              <w:t>Я начальник склада. Мне принесли акт забраковки. Что я должен сделать?</w:t>
             </w:r>
           </w:p>
         </w:tc>
         <w:tc>
           <w:tcPr>
-            <w:tcW w:type="dxa" w:w="2268"/>
-          </w:tcPr>
-          <w:p>
-            <w:r/>
-            <w:r>
-              <w:rPr>
-                <w:b w:val="0"/>
-                <w:color w:val="5B6B7A"/>
-                <w:sz w:val="19"/>
-              </w:rPr>
-              <w:t>для теста ИИ (1)/ПР-03-00-12 Несоответствующая продукция.doc — 44%</w:t>
-              <w:br/>
-              <w:t>для теста ИИ (1)/ПР-08-00-14 Производственный процесс.doc — 40%</w:t>
-            </w:r>
-          </w:p>
-        </w:tc>
-        <w:tc>
-          <w:tcPr>
-            <w:tcW w:type="dxa" w:w="2268"/>
+            <w:tcW w:type="dxa" w:w="5329"/>
           </w:tcPr>
           <w:p>
             <w:r/>
@@ -304,9 +181,9 @@
               <w:rPr>
                 <w:b w:val="0"/>
                 <w:color w:val="1E7B4D"/>
-                <w:sz w:val="19"/>
+                <w:sz w:val="20"/>
               </w:rPr>
-              <w:t>Без изменений — верно (совпадает с test-03 §1a/18:29 и базовым прогоном — тот же источник ПР-03-00-12, область поиска ЭКО, не ЭКО_2)</w:t>
+              <w:t>Верно, без изменений — источник и структура ответа совпадают с baseline.</w:t>
             </w:r>
           </w:p>
         </w:tc>
@@ -314,7 +191,7 @@
       <w:tr>
         <w:tc>
           <w:tcPr>
-            <w:tcW w:type="dxa" w:w="567"/>
+            <w:tcW w:type="dxa" w:w="680"/>
           </w:tcPr>
           <w:p>
             <w:r/>
@@ -322,25 +199,9 @@
               <w:rPr>
                 <w:b/>
                 <w:color w:val="0A5F67"/>
-                <w:sz w:val="19"/>
+                <w:sz w:val="20"/>
               </w:rPr>
               <w:t>1.2</w:t>
-            </w:r>
-          </w:p>
-        </w:tc>
-        <w:tc>
-          <w:tcPr>
-            <w:tcW w:type="dxa" w:w="2041"/>
-          </w:tcPr>
-          <w:p>
-            <w:r/>
-            <w:r>
-              <w:rPr>
-                <w:b w:val="0"/>
-                <w:color w:val="1A2733"/>
-                <w:sz w:val="19"/>
-              </w:rPr>
-              <w:t>«Я технолог ЛР. Кто управляет процессом, когда мы делаем экспериментальную партию?»</w:t>
             </w:r>
           </w:p>
         </w:tc>
@@ -354,31 +215,15 @@
               <w:rPr>
                 <w:b w:val="0"/>
                 <w:color w:val="1A2733"/>
-                <w:sz w:val="19"/>
+                <w:sz w:val="20"/>
               </w:rPr>
-              <w:t>Верный ответ: технолог лаборатории (Технолог ЛР) управляет процессом и вносит корректировки в РИ (форма 16-03). В комиссию по внедрению входят: технолог лаборатории, ведущий технолог ПО, начальник ОКК. Дана точная цитата источника: «Технолог лаборатории — руководит производственным процессом на экспериментальной выработке».</w:t>
+              <w:t>Я технолог ЛР. Кто управляет процессом, когда мы делаем экспериментальную партию?</w:t>
             </w:r>
           </w:p>
         </w:tc>
         <w:tc>
           <w:tcPr>
-            <w:tcW w:type="dxa" w:w="2268"/>
-          </w:tcPr>
-          <w:p>
-            <w:r/>
-            <w:r>
-              <w:rPr>
-                <w:b w:val="0"/>
-                <w:color w:val="5B6B7A"/>
-                <w:sz w:val="19"/>
-              </w:rPr>
-              <w:t>для теста ИИ (1)/И-16-01-11 Внедрение новых видов продукции в производство.doc — 38%</w:t>
-            </w:r>
-          </w:p>
-        </w:tc>
-        <w:tc>
-          <w:tcPr>
-            <w:tcW w:type="dxa" w:w="2268"/>
+            <w:tcW w:type="dxa" w:w="5329"/>
           </w:tcPr>
           <w:p>
             <w:r/>
@@ -386,9 +231,9 @@
               <w:rPr>
                 <w:b w:val="0"/>
                 <w:color w:val="1E7B4D"/>
-                <w:sz w:val="19"/>
+                <w:sz w:val="20"/>
               </w:rPr>
-              <w:t>Без изменений — верно (в test-03 вопрос 1.2 значился «Исправлено относительно 11.09»; сегодня результат стабильно верный, тот же источник И-16-01-11)</w:t>
+              <w:t>Верно, без изменений — тот же источник И-16-01-11, ответ стабилен.</w:t>
             </w:r>
           </w:p>
         </w:tc>
@@ -396,7 +241,7 @@
       <w:tr>
         <w:tc>
           <w:tcPr>
-            <w:tcW w:type="dxa" w:w="567"/>
+            <w:tcW w:type="dxa" w:w="680"/>
           </w:tcPr>
           <w:p>
             <w:r/>
@@ -404,25 +249,9 @@
               <w:rPr>
                 <w:b/>
                 <w:color w:val="0A5F67"/>
-                <w:sz w:val="19"/>
+                <w:sz w:val="20"/>
               </w:rPr>
               <w:t>1.3</w:t>
-            </w:r>
-          </w:p>
-        </w:tc>
-        <w:tc>
-          <w:tcPr>
-            <w:tcW w:type="dxa" w:w="2041"/>
-          </w:tcPr>
-          <w:p>
-            <w:r/>
-            <w:r>
-              <w:rPr>
-                <w:b w:val="0"/>
-                <w:color w:val="1A2733"/>
-                <w:sz w:val="19"/>
-              </w:rPr>
-              <w:t>«Я мастер на производстве. В заказе увидел пометку «Экспериментальная!». Мои действия?»</w:t>
             </w:r>
           </w:p>
         </w:tc>
@@ -436,31 +265,15 @@
               <w:rPr>
                 <w:b w:val="0"/>
                 <w:color w:val="1A2733"/>
-                <w:sz w:val="19"/>
+                <w:sz w:val="20"/>
               </w:rPr>
-              <w:t>Полный верный ответ (3 шага): направить по эл. почте запрос Руководителю лаборатории о наработке новой продукции, ещё не внедрённой в производство; указать объём партии и дату отгрузки; поставить в копию технолога ПО — Ведущего. Решение о способе наработки принимает Руководитель лаборатории (лаборатория делает партию сама / внедрение без опытной партии / экспериментальная выработка с внедрением). Дана точная цитата источника про «Мастер ПО».</w:t>
+              <w:t>Я мастер на производстве. В заказе увидел пометку «Экспериментальная!». Мои действия?</w:t>
             </w:r>
           </w:p>
         </w:tc>
         <w:tc>
           <w:tcPr>
-            <w:tcW w:type="dxa" w:w="2268"/>
-          </w:tcPr>
-          <w:p>
-            <w:r/>
-            <w:r>
-              <w:rPr>
-                <w:b w:val="0"/>
-                <w:color w:val="5B6B7A"/>
-                <w:sz w:val="19"/>
-              </w:rPr>
-              <w:t>для теста ИИ (1)/И-16-01-11 Внедрение новых видов продукции в производство.doc — 36%</w:t>
-            </w:r>
-          </w:p>
-        </w:tc>
-        <w:tc>
-          <w:tcPr>
-            <w:tcW w:type="dxa" w:w="2268"/>
+            <w:tcW w:type="dxa" w:w="5329"/>
           </w:tcPr>
           <w:p>
             <w:r/>
@@ -468,9 +281,9 @@
               <w:rPr>
                 <w:b w:val="0"/>
                 <w:color w:val="1E7B4D"/>
-                <w:sz w:val="19"/>
+                <w:sz w:val="20"/>
               </w:rPr>
-              <w:t>Исправлено vs. test-03 (§1b, коллекция ЭКО): там была регрессия — «не найдено», источник ошибочно И-12-10-03. Сегодня на той же коллекции ЭКО получен верный ответ с корректным источником И-16-01-11 — ранее такой фикс наблюдался только на ЭКО_2 (§1c, 18:40)</w:t>
+              <w:t>Исправлено — в baseline на ЭКО была регрессия («не найдено»); сегодня верный ответ с корректным источником И-16-01-11.</w:t>
             </w:r>
           </w:p>
         </w:tc>
@@ -478,7 +291,7 @@
       <w:tr>
         <w:tc>
           <w:tcPr>
-            <w:tcW w:type="dxa" w:w="567"/>
+            <w:tcW w:type="dxa" w:w="680"/>
           </w:tcPr>
           <w:p>
             <w:r/>
@@ -486,25 +299,9 @@
               <w:rPr>
                 <w:b/>
                 <w:color w:val="0A5F67"/>
-                <w:sz w:val="19"/>
+                <w:sz w:val="20"/>
               </w:rPr>
               <w:t>2.1</w:t>
-            </w:r>
-          </w:p>
-        </w:tc>
-        <w:tc>
-          <w:tcPr>
-            <w:tcW w:type="dxa" w:w="2041"/>
-          </w:tcPr>
-          <w:p>
-            <w:r/>
-            <w:r>
-              <w:rPr>
-                <w:b w:val="0"/>
-                <w:color w:val="1A2733"/>
-                <w:sz w:val="19"/>
-              </w:rPr>
-              <w:t>«Какие поля заполняет оператор после фасовки продукции?»</w:t>
             </w:r>
           </w:p>
         </w:tc>
@@ -518,31 +315,15 @@
               <w:rPr>
                 <w:b w:val="0"/>
                 <w:color w:val="1A2733"/>
-                <w:sz w:val="19"/>
+                <w:sz w:val="20"/>
               </w:rPr>
-              <w:t>Заполняет «Рабочую инструкцию на производство» (форма 16-03): указывает фактическое количество расфасованной продукции; передаёт полностью заполненную инструкцию ответственному сотруднику ПО. Отдельно уточняется, что вкладки «Дополнительно» (исполнитель, оборудование, дата) и «Процесс» (отметка «Фасовка») в заказе на производство заполняет ответственный сотрудник ПО, а не оператор.</w:t>
+              <w:t>Какие поля заполняет оператор после фасовки продукции?</w:t>
             </w:r>
           </w:p>
         </w:tc>
         <w:tc>
           <w:tcPr>
-            <w:tcW w:type="dxa" w:w="2268"/>
-          </w:tcPr>
-          <w:p>
-            <w:r/>
-            <w:r>
-              <w:rPr>
-                <w:b w:val="0"/>
-                <w:color w:val="5B6B7A"/>
-                <w:sz w:val="19"/>
-              </w:rPr>
-              <w:t>для теста ИИ (1)/ПР-08-00-14 Производственный процесс.doc, разделы 5.6.3–5.7.2 — 40%</w:t>
-            </w:r>
-          </w:p>
-        </w:tc>
-        <w:tc>
-          <w:tcPr>
-            <w:tcW w:type="dxa" w:w="2268"/>
+            <w:tcW w:type="dxa" w:w="5329"/>
           </w:tcPr>
           <w:p>
             <w:r/>
@@ -550,9 +331,9 @@
               <w:rPr>
                 <w:b w:val="0"/>
                 <w:color w:val="C97A1A"/>
-                <w:sz w:val="19"/>
+                <w:sz w:val="20"/>
               </w:rPr>
-              <w:t>⚠ Расхождение с test-03: в baseline верным считался ответ через И-08-02-10 «Фасовка и упаковка готовой продукции» с полями «Кол-во тарных мест, Общее количество, Дата, Фасовщик ФИО подпись». Сегодняшний ответ — с другого документа (ПР-08-00-14) и без этих полей (тарные места, дата, ФИО фасовщика отсутствуют). Требует сверки по существу — не отмечать как подтверждённо верно</w:t>
+              <w:t>⚠ Расхождение — baseline указывал поля (тарные места, дата, ФИО фасовщика) через И-08-02-10; сегодня ответ с другого документа (ПР-08-00-14), без этих полей. Нужна сверка.</w:t>
             </w:r>
           </w:p>
         </w:tc>
@@ -560,7 +341,7 @@
       <w:tr>
         <w:tc>
           <w:tcPr>
-            <w:tcW w:type="dxa" w:w="567"/>
+            <w:tcW w:type="dxa" w:w="680"/>
           </w:tcPr>
           <w:p>
             <w:r/>
@@ -568,25 +349,9 @@
               <w:rPr>
                 <w:b/>
                 <w:color w:val="0A5F67"/>
-                <w:sz w:val="19"/>
+                <w:sz w:val="20"/>
               </w:rPr>
               <w:t>2.2</w:t>
-            </w:r>
-          </w:p>
-        </w:tc>
-        <w:tc>
-          <w:tcPr>
-            <w:tcW w:type="dxa" w:w="2041"/>
-          </w:tcPr>
-          <w:p>
-            <w:r/>
-            <w:r>
-              <w:rPr>
-                <w:b w:val="0"/>
-                <w:color w:val="1A2733"/>
-                <w:sz w:val="19"/>
-              </w:rPr>
-              <w:t>«Действия по корректировке Заказа на производство при выпуске продукции с меньшим весом»</w:t>
             </w:r>
           </w:p>
         </w:tc>
@@ -600,33 +365,15 @@
               <w:rPr>
                 <w:b w:val="0"/>
                 <w:color w:val="1A2733"/>
-                <w:sz w:val="19"/>
+                <w:sz w:val="20"/>
               </w:rPr>
-              <w:t>6 шагов: оператор/технолог ПО передаёт ответственному сотруднику ПО заполненную форму 16-03; тот проверяет, подписывает, прикрепляет к комплекту (формы 08-03, 09-03, 16-03); открывает заказ на производство в 1С и сверяет количество с формой 16-03; открывает исходный заказ и создаёт корректировку; указывает количество со знаком «−» на величину разницы; проводит корректировку.</w:t>
+              <w:t>Действия по корректировке Заказа на производство при выпуске продукции с меньшим весом.</w:t>
             </w:r>
           </w:p>
         </w:tc>
         <w:tc>
           <w:tcPr>
-            <w:tcW w:type="dxa" w:w="2268"/>
-          </w:tcPr>
-          <w:p>
-            <w:r/>
-            <w:r>
-              <w:rPr>
-                <w:b w:val="0"/>
-                <w:color w:val="5B6B7A"/>
-                <w:sz w:val="19"/>
-              </w:rPr>
-              <w:t>для теста ИИ (1)/Д-08-04-01 Проведение корректировок к заказу на производство в базе 1С-8...doc, разделы 3.1–3.3 и 5.1–5.6 — 36%</w:t>
-              <w:br/>
-              <w:t>для теста ИИ (1)/И-12-10-03 Корректировка Заказу покупателя в 1С.docx — 58%</w:t>
-            </w:r>
-          </w:p>
-        </w:tc>
-        <w:tc>
-          <w:tcPr>
-            <w:tcW w:type="dxa" w:w="2268"/>
+            <w:tcW w:type="dxa" w:w="5329"/>
           </w:tcPr>
           <w:p>
             <w:r/>
@@ -634,9 +381,9 @@
               <w:rPr>
                 <w:b w:val="0"/>
                 <w:color w:val="1E7B4D"/>
-                <w:sz w:val="19"/>
+                <w:sz w:val="20"/>
               </w:rPr>
-              <w:t>Исправлено vs. test-03: там (§1b, ЭКО) ошибка сохранялась — специфичный документ Д-08-04-01 не цитировался, был только общий ответ через И-12-10-03; фикс тогда наблюдался лишь на ЭКО_2 (§1c, 19:33). Сегодня Д-08-04-01 корректно процитирован уже на самой ЭКО — фикс воспроизведён на исходной коллекции</w:t>
+              <w:t>Исправлено — специфичный документ Д-08-04-01 раньше находился только на ЭКО_2; сегодня верно процитирован уже на ЭКО.</w:t>
             </w:r>
           </w:p>
         </w:tc>
@@ -644,7 +391,7 @@
       <w:tr>
         <w:tc>
           <w:tcPr>
-            <w:tcW w:type="dxa" w:w="567"/>
+            <w:tcW w:type="dxa" w:w="680"/>
           </w:tcPr>
           <w:p>
             <w:r/>
@@ -652,25 +399,9 @@
               <w:rPr>
                 <w:b/>
                 <w:color w:val="0A5F67"/>
-                <w:sz w:val="19"/>
+                <w:sz w:val="20"/>
               </w:rPr>
               <w:t>2.3</w:t>
-            </w:r>
-          </w:p>
-        </w:tc>
-        <w:tc>
-          <w:tcPr>
-            <w:tcW w:type="dxa" w:w="2041"/>
-          </w:tcPr>
-          <w:p>
-            <w:r/>
-            <w:r>
-              <w:rPr>
-                <w:b w:val="0"/>
-                <w:color w:val="1A2733"/>
-                <w:sz w:val="19"/>
-              </w:rPr>
-              <w:t>«С какой высоты нужно сбрасывать пластиковую тару объёмом от 1,5 до 5 литров, чтобы проверить её прочность?»</w:t>
             </w:r>
           </w:p>
         </w:tc>
@@ -684,31 +415,15 @@
               <w:rPr>
                 <w:b w:val="0"/>
                 <w:color w:val="1A2733"/>
-                <w:sz w:val="19"/>
+                <w:sz w:val="20"/>
               </w:rPr>
-              <w:t>Для пластиковой тары объёмом свыше 1,5 до 5 л включительно высота падения при проверке прочности — не менее 0,8 м. Дана точная цитата: «Высота падения, м, не менее: для значения свыше 1,5 до 5 включительно — 0,8».</w:t>
+              <w:t>С какой высоты нужно сбрасывать пластиковую тару объёмом от 1,5 до 5 литров?</w:t>
             </w:r>
           </w:p>
         </w:tc>
         <w:tc>
           <w:tcPr>
-            <w:tcW w:type="dxa" w:w="2268"/>
-          </w:tcPr>
-          <w:p>
-            <w:r/>
-            <w:r>
-              <w:rPr>
-                <w:b w:val="0"/>
-                <w:color w:val="5B6B7A"/>
-                <w:sz w:val="19"/>
-              </w:rPr>
-              <w:t>для теста ИИ (1)/Методика №38.doc — 62%</w:t>
-            </w:r>
-          </w:p>
-        </w:tc>
-        <w:tc>
-          <w:tcPr>
-            <w:tcW w:type="dxa" w:w="2268"/>
+            <w:tcW w:type="dxa" w:w="5329"/>
           </w:tcPr>
           <w:p>
             <w:r/>
@@ -716,9 +431,9 @@
               <w:rPr>
                 <w:b w:val="0"/>
                 <w:color w:val="1E7B4D"/>
-                <w:sz w:val="19"/>
+                <w:sz w:val="20"/>
               </w:rPr>
-              <w:t>Исправлено vs. test-03 — карточка источника корректно показывает «Методика №38.doc», без анomалии «глоссарий». Это самый устойчиво воспроизводимый баг во всём test-03: карточка-призрак «глоссарий», 100%, на этом же вопросе — 3 раза подряд (ре-тест 12.09, сегодня 18:48 и 18:52 в baseline-прогоне), хотя текст всегда верно цитировал Методика №38. Сегодня при повторе бага нет — ответ по содержанию тот же (0,8 м)</w:t>
+              <w:t>Исправлено — самый воспроизводимый баг test-03 (карточка-призрак «глоссарий», 3/3 повторов) сегодня не проявился, карточка верна.</w:t>
             </w:r>
           </w:p>
         </w:tc>
@@ -726,7 +441,7 @@
       <w:tr>
         <w:tc>
           <w:tcPr>
-            <w:tcW w:type="dxa" w:w="567"/>
+            <w:tcW w:type="dxa" w:w="680"/>
           </w:tcPr>
           <w:p>
             <w:r/>
@@ -734,25 +449,9 @@
               <w:rPr>
                 <w:b/>
                 <w:color w:val="0A5F67"/>
-                <w:sz w:val="19"/>
+                <w:sz w:val="20"/>
               </w:rPr>
               <w:t>3.1</w:t>
-            </w:r>
-          </w:p>
-        </w:tc>
-        <w:tc>
-          <w:tcPr>
-            <w:tcW w:type="dxa" w:w="2041"/>
-          </w:tcPr>
-          <w:p>
-            <w:r/>
-            <w:r>
-              <w:rPr>
-                <w:b w:val="0"/>
-                <w:color w:val="1A2733"/>
-                <w:sz w:val="19"/>
-              </w:rPr>
-              <w:t>«Как технолог ПО получает сырьё на производство?»</w:t>
             </w:r>
           </w:p>
         </w:tc>
@@ -766,33 +465,15 @@
               <w:rPr>
                 <w:b w:val="0"/>
                 <w:color w:val="1A2733"/>
-                <w:sz w:val="19"/>
+                <w:sz w:val="20"/>
               </w:rPr>
-              <w:t>4 шага: дублирует сотруднику СО по телефону номера заказов на производство и необходимое время; после подтверждения о перемещении сырья забирает его на участке выдачи; перемещает сырьё к оборудованию; если в зоне выдачи горит сигнальная лампа — забирает сырьё в производственную зону и гасит лампу. Отдельно: при срочной выдаче доп. сырья сообщает по телефону номер корректировки и уточняет, что сырьё «для доработки», далее по п. 5.4.</w:t>
+              <w:t>Как технолог ПО получает сырьё на производство?</w:t>
             </w:r>
           </w:p>
         </w:tc>
         <w:tc>
           <w:tcPr>
-            <w:tcW w:type="dxa" w:w="2268"/>
-          </w:tcPr>
-          <w:p>
-            <w:r/>
-            <w:r>
-              <w:rPr>
-                <w:b w:val="0"/>
-                <w:color w:val="5B6B7A"/>
-                <w:sz w:val="19"/>
-              </w:rPr>
-              <w:t>для теста ИИ (1)/Д-08-07-01 Порядок получения ТМЦ с Участка выдачи сырья и сдача ТМЦ на участок возврата сырья и готовой продукции.doc, п. 5.3–5.5 — 45%</w:t>
-              <w:br/>
-              <w:t>для теста ИИ (1)/ПР-08-00-14 Производственный процесс.doc — 45%</w:t>
-            </w:r>
-          </w:p>
-        </w:tc>
-        <w:tc>
-          <w:tcPr>
-            <w:tcW w:type="dxa" w:w="2268"/>
+            <w:tcW w:type="dxa" w:w="5329"/>
           </w:tcPr>
           <w:p>
             <w:r/>
@@ -800,9 +481,9 @@
               <w:rPr>
                 <w:b w:val="0"/>
                 <w:color w:val="C97A1A"/>
-                <w:sz w:val="19"/>
+                <w:sz w:val="20"/>
               </w:rPr>
-              <w:t>⚠ Расхождение с test-03 (повтор, подтверждённый скоуп, 18:57): baseline-ответ — 6 шагов с флажками «Передать сырьё» + «Выгрузить WMS» в 1С8, карточкой выпуска готовой продукции ф.08-03 и эскалацией при отсутствии отметки «Подбор сырья завершён». Сегодня этих элементов нет, вместо них — «сигнальная лампа», которая в baseline не упоминалась. Источник Д-08-07-01 совпадает, детали процедуры — нет. Требует сверки по существу</w:t>
+              <w:t>⚠ Расхождение — общий источник совпадает (Д-08-07-01), но процедура другая: нет флажков 1С8/карточки ф.08-03/эскалации, появилась «сигнальная лампа». Нужна сверка.</w:t>
             </w:r>
           </w:p>
         </w:tc>
@@ -810,7 +491,7 @@
       <w:tr>
         <w:tc>
           <w:tcPr>
-            <w:tcW w:type="dxa" w:w="567"/>
+            <w:tcW w:type="dxa" w:w="680"/>
           </w:tcPr>
           <w:p>
             <w:r/>
@@ -818,25 +499,9 @@
               <w:rPr>
                 <w:b/>
                 <w:color w:val="0A5F67"/>
-                <w:sz w:val="19"/>
+                <w:sz w:val="20"/>
               </w:rPr>
               <w:t>3.2</w:t>
-            </w:r>
-          </w:p>
-        </w:tc>
-        <w:tc>
-          <w:tcPr>
-            <w:tcW w:type="dxa" w:w="2041"/>
-          </w:tcPr>
-          <w:p>
-            <w:r/>
-            <w:r>
-              <w:rPr>
-                <w:b w:val="0"/>
-                <w:color w:val="1A2733"/>
-                <w:sz w:val="19"/>
-              </w:rPr>
-              <w:t>«Я менеджер по продажам. Клиент попросил поменять характеристику товара в уже оформленном заказе, но на складе уже распечатали заявку на сборку. Что делать?»</w:t>
             </w:r>
           </w:p>
         </w:tc>
@@ -850,31 +515,15 @@
               <w:rPr>
                 <w:b w:val="0"/>
                 <w:color w:val="1A2733"/>
-                <w:sz w:val="19"/>
+                <w:sz w:val="20"/>
               </w:rPr>
-              <w:t>5 шагов, специфично для уже распечатанной заявки: запросить у сотрудника ОД снять галку «Заявка на комплектацию распечатана», указав причину (добавить/убрать/изменить характеристику); после снятия галки внести корректировку заказа по И-12-10 «Корректировка заказа Покупателя в 1С»; уведомить сотрудников ОД и начальника СО; сотрудники ОД распечатывают обновлённую заявку, передают в СО и повторно устанавливают галку «Заявка на комплектацию распечатана».</w:t>
+              <w:t>Клиент попросил поменять характеристику товара, заявка на сборку уже распечатана. Что делать?</w:t>
             </w:r>
           </w:p>
         </w:tc>
         <w:tc>
           <w:tcPr>
-            <w:tcW w:type="dxa" w:w="2268"/>
-          </w:tcPr>
-          <w:p>
-            <w:r/>
-            <w:r>
-              <w:rPr>
-                <w:b w:val="0"/>
-                <w:color w:val="5B6B7A"/>
-                <w:sz w:val="19"/>
-              </w:rPr>
-              <w:t>для теста ИИ (1)/И-12-12-06 Оформление заказа Покупателя в 1С.docx — 45%</w:t>
-            </w:r>
-          </w:p>
-        </w:tc>
-        <w:tc>
-          <w:tcPr>
-            <w:tcW w:type="dxa" w:w="2268"/>
+            <w:tcW w:type="dxa" w:w="5329"/>
           </w:tcPr>
           <w:p>
             <w:r/>
@@ -882,9 +531,9 @@
               <w:rPr>
                 <w:b w:val="0"/>
                 <w:color w:val="1E7B4D"/>
-                <w:sz w:val="19"/>
+                <w:sz w:val="20"/>
               </w:rPr>
-              <w:t>Улучшено vs. test-03: на ЭКО (§1b, 18:58) раньше был только частичный ответ (3 общих шага, честно признавалось «не указано, что делать именно с уже распечатанной заявкой»); полный специфичный ответ про снятие/повторную установку галки наблюдался только на ЭКО_2 (§1c, 19:34, через И-12-10-03+И-12-12-06). Сегодня такой же по сути полный ответ дан уже на ЭКО — но опирается только на И-12-12-06, без И-12-10-03, который цитировался в обоих прежних прогонах</w:t>
+              <w:t>Улучшено — раньше полный ответ про уже распечатанную заявку давался только на ЭКО_2; сегодня такой же полный ответ получен на ЭКО.</w:t>
             </w:r>
           </w:p>
         </w:tc>
@@ -892,7 +541,7 @@
       <w:tr>
         <w:tc>
           <w:tcPr>
-            <w:tcW w:type="dxa" w:w="567"/>
+            <w:tcW w:type="dxa" w:w="680"/>
           </w:tcPr>
           <w:p>
             <w:r/>
@@ -900,25 +549,9 @@
               <w:rPr>
                 <w:b/>
                 <w:color w:val="0A5F67"/>
-                <w:sz w:val="19"/>
+                <w:sz w:val="20"/>
               </w:rPr>
               <w:t>3.3</w:t>
-            </w:r>
-          </w:p>
-        </w:tc>
-        <w:tc>
-          <w:tcPr>
-            <w:tcW w:type="dxa" w:w="2041"/>
-          </w:tcPr>
-          <w:p>
-            <w:r/>
-            <w:r>
-              <w:rPr>
-                <w:b w:val="0"/>
-                <w:color w:val="1A2733"/>
-                <w:sz w:val="19"/>
-              </w:rPr>
-              <w:t>«Продукцию забраковали на производстве, кто и какие действия должен совершить?»</w:t>
             </w:r>
           </w:p>
         </w:tc>
@@ -932,33 +565,15 @@
               <w:rPr>
                 <w:b w:val="0"/>
                 <w:color w:val="1A2733"/>
-                <w:sz w:val="19"/>
+                <w:sz w:val="20"/>
               </w:rPr>
-              <w:t>Развёрнутый ответ по 6 ролям: Оператор ПО (прекращает выпуск, сообщает Мастеру и Технологу ПО); Мастер ПО (изоляция расфасованной либо эскалация нерасфасованной продукции); Ведущий технолог ПО (действует по ПР-17-00 и ПР-03-00, сообщает группе БПП); Группа БПП (действует по ПР-04-00); Сотрудник ОКК (письмо со скрином остатка, акты забраковки/разрешения на отклонение, руководителю ОКК и др., спецячейки «Опасный БРАК»/«Аллерген», запись в журнал, прикрепление акта в 1С-8); Ведущий технолог ПО/Сотрудник НА/ОИМРП/Начальник ЛР (Часть 2 акта разрешения на отклонение, согласование переработки с РГБПП).</w:t>
+              <w:t>Продукцию забраковали на производстве, кто и какие действия должен совершить?</w:t>
             </w:r>
           </w:p>
         </w:tc>
         <w:tc>
           <w:tcPr>
-            <w:tcW w:type="dxa" w:w="2268"/>
-          </w:tcPr>
-          <w:p>
-            <w:r/>
-            <w:r>
-              <w:rPr>
-                <w:b w:val="0"/>
-                <w:color w:val="5B6B7A"/>
-                <w:sz w:val="19"/>
-              </w:rPr>
-              <w:t>для теста ИИ (1)/И-08-03-09 Действия при нештатных ситуациях.doc — 57%</w:t>
-              <w:br/>
-              <w:t>для теста ИИ (1)/ПР-03-00-12 Несоответствующая продукция.doc — 42%</w:t>
-            </w:r>
-          </w:p>
-        </w:tc>
-        <w:tc>
-          <w:tcPr>
-            <w:tcW w:type="dxa" w:w="2268"/>
+            <w:tcW w:type="dxa" w:w="5329"/>
           </w:tcPr>
           <w:p>
             <w:r/>
@@ -966,9 +581,9 @@
               <w:rPr>
                 <w:b w:val="0"/>
                 <w:color w:val="1E7B4D"/>
-                <w:sz w:val="19"/>
+                <w:sz w:val="20"/>
               </w:rPr>
-              <w:t>Без изменений — верно: оба источника совпадают с baseline (§1b, 19:01 — «Развёрнутый верный ответ... детальнее исходного»), карточки без аномалий. Сегодняшний ответ ещё детальнее — структурирован по 6 ролям вместо 5 шагов + ветки</w:t>
+              <w:t>Верно, без изменений — оба источника совпадают с baseline, ответ детальнее (6 ролей).</w:t>
             </w:r>
           </w:p>
         </w:tc>
@@ -976,7 +591,7 @@
       <w:tr>
         <w:tc>
           <w:tcPr>
-            <w:tcW w:type="dxa" w:w="567"/>
+            <w:tcW w:type="dxa" w:w="680"/>
           </w:tcPr>
           <w:p>
             <w:r/>
@@ -984,25 +599,9 @@
               <w:rPr>
                 <w:b/>
                 <w:color w:val="0A5F67"/>
-                <w:sz w:val="19"/>
+                <w:sz w:val="20"/>
               </w:rPr>
               <w:t>4.1</w:t>
-            </w:r>
-          </w:p>
-        </w:tc>
-        <w:tc>
-          <w:tcPr>
-            <w:tcW w:type="dxa" w:w="2041"/>
-          </w:tcPr>
-          <w:p>
-            <w:r/>
-            <w:r>
-              <w:rPr>
-                <w:b w:val="0"/>
-                <w:color w:val="1A2733"/>
-                <w:sz w:val="19"/>
-              </w:rPr>
-              <w:t>«Какой маркой стретч-плёнки обматывают паллеты с готовой продукцией?»</w:t>
             </w:r>
           </w:p>
         </w:tc>
@@ -1016,31 +615,15 @@
               <w:rPr>
                 <w:b w:val="0"/>
                 <w:color w:val="1A2733"/>
-                <w:sz w:val="19"/>
+                <w:sz w:val="20"/>
               </w:rPr>
-              <w:t>Корректное «не найдено» по существу вопроса: в найденном документе указано только, что паллеты обматывают стретч-плёнкой не менее трёх оборотов на один ряд; марка плёнки в доступном фрагменте не указана.</w:t>
+              <w:t>Какой маркой стретч-плёнки обматывают паллеты с готовой продукцией?</w:t>
             </w:r>
           </w:p>
         </w:tc>
         <w:tc>
           <w:tcPr>
-            <w:tcW w:type="dxa" w:w="2268"/>
-          </w:tcPr>
-          <w:p>
-            <w:r/>
-            <w:r>
-              <w:rPr>
-                <w:b w:val="0"/>
-                <w:color w:val="5B6B7A"/>
-                <w:sz w:val="19"/>
-              </w:rPr>
-              <w:t>для теста ИИ (1)/И-08-02-10 Фасовка и упаковка готовой продукции.doc — 37%</w:t>
-            </w:r>
-          </w:p>
-        </w:tc>
-        <w:tc>
-          <w:tcPr>
-            <w:tcW w:type="dxa" w:w="2268"/>
+            <w:tcW w:type="dxa" w:w="5329"/>
           </w:tcPr>
           <w:p>
             <w:r/>
@@ -1048,9 +631,9 @@
               <w:rPr>
                 <w:b w:val="0"/>
                 <w:color w:val="1E7B4D"/>
-                <w:sz w:val="19"/>
+                <w:sz w:val="20"/>
               </w:rPr>
-              <w:t>Без изменений — верно: как и в baseline (§1b/§1c, 19:02–19:04 — «не нашёл марку» на обеих коллекциях), деталь физически отсутствует в корпусе. Источник другой — И-08-02-10, а не Д-09-01-17/forma-09-01 как в baseline; сегодня дополнительно всплыла деталь про три оборота плёнки, которой в baseline не упоминалось — не искажает ответ, но источник расходится</w:t>
+              <w:t>Верно, без изменений — корректное «не найдено» подтверждено (источник другой, вывод тот же).</w:t>
             </w:r>
           </w:p>
         </w:tc>
@@ -1058,7 +641,7 @@
       <w:tr>
         <w:tc>
           <w:tcPr>
-            <w:tcW w:type="dxa" w:w="567"/>
+            <w:tcW w:type="dxa" w:w="680"/>
           </w:tcPr>
           <w:p>
             <w:r/>
@@ -1066,25 +649,9 @@
               <w:rPr>
                 <w:b/>
                 <w:color w:val="0A5F67"/>
-                <w:sz w:val="19"/>
+                <w:sz w:val="20"/>
               </w:rPr>
               <w:t>4.2</w:t>
-            </w:r>
-          </w:p>
-        </w:tc>
-        <w:tc>
-          <w:tcPr>
-            <w:tcW w:type="dxa" w:w="2041"/>
-          </w:tcPr>
-          <w:p>
-            <w:r/>
-            <w:r>
-              <w:rPr>
-                <w:b w:val="0"/>
-                <w:color w:val="1A2733"/>
-                <w:sz w:val="19"/>
-              </w:rPr>
-              <w:t>«Как часто нужно оценивать квалификацию внештатных сотрудников, которые работают по договору подряда?»</w:t>
             </w:r>
           </w:p>
         </w:tc>
@@ -1098,41 +665,25 @@
               <w:rPr>
                 <w:b w:val="0"/>
                 <w:color w:val="1A2733"/>
-                <w:sz w:val="19"/>
+                <w:sz w:val="20"/>
               </w:rPr>
-              <w:t>В доступных фрагментах нашёл только общее требование: периодическое обучение сотрудники проходят не реже 1 раза в год. Отдельного правила именно для оценки квалификации внештатных сотрудников по договору подряда в найденных фрагментах нет — честно отмечено как открытый вопрос.</w:t>
+              <w:t>Как часто нужно оценивать квалификацию внештатных сотрудников по договору подряда?</w:t>
             </w:r>
           </w:p>
         </w:tc>
         <w:tc>
           <w:tcPr>
-            <w:tcW w:type="dxa" w:w="2268"/>
+            <w:tcW w:type="dxa" w:w="5329"/>
           </w:tcPr>
           <w:p>
             <w:r/>
             <w:r>
               <w:rPr>
                 <w:b w:val="0"/>
-                <w:color w:val="5B6B7A"/>
-                <w:sz w:val="19"/>
+                <w:color w:val="1E7B4D"/>
+                <w:sz w:val="20"/>
               </w:rPr>
-              <w:t>для теста ИИ (1)/ПР-14-00-12 Компетентность персонала.doc — 29%</w:t>
-            </w:r>
-          </w:p>
-        </w:tc>
-        <w:tc>
-          <w:tcPr>
-            <w:tcW w:type="dxa" w:w="2268"/>
-          </w:tcPr>
-          <w:p>
-            <w:r/>
-            <w:r>
-              <w:rPr>
-                <w:b w:val="0"/>
-                <w:color w:val="C97A1A"/>
-                <w:sz w:val="19"/>
-              </w:rPr>
-              <w:t>Без изменений — остаётся открытым, как и в baseline (§1b, 19:05 — «не нашёл указания... открытый вопрос, как и раньше»). Тот же источник ПР-14-00-12 в обоих случаях; сегодня дополнительно найдена общая норма «не реже 1 раза в год», но она не относится именно к договору подряда — ответ по сути не расходится с baseline</w:t>
+              <w:t>Верно, без изменений — остаётся открытым вопросом, тот же источник ПР-14-00-12.</w:t>
             </w:r>
           </w:p>
         </w:tc>
@@ -1140,7 +691,7 @@
       <w:tr>
         <w:tc>
           <w:tcPr>
-            <w:tcW w:type="dxa" w:w="567"/>
+            <w:tcW w:type="dxa" w:w="680"/>
           </w:tcPr>
           <w:p>
             <w:r/>
@@ -1148,25 +699,9 @@
               <w:rPr>
                 <w:b/>
                 <w:color w:val="0A5F67"/>
-                <w:sz w:val="19"/>
+                <w:sz w:val="20"/>
               </w:rPr>
               <w:t>4.3</w:t>
-            </w:r>
-          </w:p>
-        </w:tc>
-        <w:tc>
-          <w:tcPr>
-            <w:tcW w:type="dxa" w:w="2041"/>
-          </w:tcPr>
-          <w:p>
-            <w:r/>
-            <w:r>
-              <w:rPr>
-                <w:b w:val="0"/>
-                <w:color w:val="1A2733"/>
-                <w:sz w:val="19"/>
-              </w:rPr>
-              <w:t>«Какие поля должны быть заполнены в журнале «Учёт уборки производственного оборудования» Форма 17-08?»</w:t>
             </w:r>
           </w:p>
         </w:tc>
@@ -1180,31 +715,15 @@
               <w:rPr>
                 <w:b w:val="0"/>
                 <w:color w:val="1A2733"/>
-                <w:sz w:val="19"/>
+                <w:sz w:val="20"/>
               </w:rPr>
-              <w:t>В доступных фрагментах не нашёл перечень полей журнала. Нашёл только упоминание Формы 17-08 как чек-листа проверки/обхода: «Еженедельно проводится контроль состояния уборочного инвентаря ответственным сотрудником ПО согласно Форме 17-08 „Чек-лист проверки ППУ. Чек-лист обхода санитарного состояния производства“» — корректное «не найдено» по самому перечню полей.</w:t>
+              <w:t>Какие поля должны быть заполнены в журнале «Учёт уборки производственного оборудования» Форма 17-08?</w:t>
             </w:r>
           </w:p>
         </w:tc>
         <w:tc>
           <w:tcPr>
-            <w:tcW w:type="dxa" w:w="2268"/>
-          </w:tcPr>
-          <w:p>
-            <w:r/>
-            <w:r>
-              <w:rPr>
-                <w:b w:val="0"/>
-                <w:color w:val="5B6B7A"/>
-                <w:sz w:val="19"/>
-              </w:rPr>
-              <w:t>для теста ИИ (1)/И-08-04-13 Уборка чистой зоны.doc — 39%</w:t>
-            </w:r>
-          </w:p>
-        </w:tc>
-        <w:tc>
-          <w:tcPr>
-            <w:tcW w:type="dxa" w:w="2268"/>
+            <w:tcW w:type="dxa" w:w="5329"/>
           </w:tcPr>
           <w:p>
             <w:r/>
@@ -1212,9 +731,9 @@
               <w:rPr>
                 <w:b w:val="0"/>
                 <w:color w:val="1E7B4D"/>
-                <w:sz w:val="19"/>
+                <w:sz w:val="20"/>
               </w:rPr>
-              <w:t>Исправлено (карточка) / без изменений (содержание) vs. test-03: содержательный вывод тот же — верное «не найдено» перечня полей, и в тексте назван тот же источник И-08-04-13 «Уборка чистой зоны». Но в baseline (§1b, 19:07) это был случай «двойного несовпадения» — обе карточки показывали не тот документ (Д-11-06-01 и ПР-03-00-12, ни одна не И-08-04-13). Сегодня карточка верно совпадает с текстом — аномалия не воспроизвелась</w:t>
+              <w:t>Исправлено — раньше карточка дважды показывала не тот документ; сегодня карточка верно совпадает с текстом (И-08-04-13). Вывод «не найдено» — тот же.</w:t>
             </w:r>
           </w:p>
         </w:tc>
@@ -1222,7 +741,7 @@
       <w:tr>
         <w:tc>
           <w:tcPr>
-            <w:tcW w:type="dxa" w:w="567"/>
+            <w:tcW w:type="dxa" w:w="680"/>
           </w:tcPr>
           <w:p>
             <w:r/>
@@ -1230,25 +749,9 @@
               <w:rPr>
                 <w:b/>
                 <w:color w:val="0A5F67"/>
-                <w:sz w:val="19"/>
+                <w:sz w:val="20"/>
               </w:rPr>
               <w:t>5.1</w:t>
-            </w:r>
-          </w:p>
-        </w:tc>
-        <w:tc>
-          <w:tcPr>
-            <w:tcW w:type="dxa" w:w="2041"/>
-          </w:tcPr>
-          <w:p>
-            <w:r/>
-            <w:r>
-              <w:rPr>
-                <w:b w:val="0"/>
-                <w:color w:val="1A2733"/>
-                <w:sz w:val="19"/>
-              </w:rPr>
-              <w:t>«Я технолог производства. Необходимое сырьё находится на складе «Проверка ОКК». Как мне его получить?»</w:t>
             </w:r>
           </w:p>
         </w:tc>
@@ -1262,31 +765,15 @@
               <w:rPr>
                 <w:b w:val="0"/>
                 <w:color w:val="1A2733"/>
-                <w:sz w:val="19"/>
+                <w:sz w:val="20"/>
               </w:rPr>
-              <w:t>3 шага: сделать запрос ответственному сотруднику ОКК (email/телефон) о возможности использовать это сырьё; если ОКК даёт положительный ответ — использовать сырьё в производстве; при этом в заказе на производство указать склад размещения «Проверка ОКК».</w:t>
+              <w:t>Я технолог производства. Необходимое сырьё находится на складе «Проверка ОКК». Как мне его получить?</w:t>
             </w:r>
           </w:p>
         </w:tc>
         <w:tc>
           <w:tcPr>
-            <w:tcW w:type="dxa" w:w="2268"/>
-          </w:tcPr>
-          <w:p>
-            <w:r/>
-            <w:r>
-              <w:rPr>
-                <w:b w:val="0"/>
-                <w:color w:val="5B6B7A"/>
-                <w:sz w:val="19"/>
-              </w:rPr>
-              <w:t>для теста ИИ (1)/Д-08-03-01 Формирование заказов на производство в базе 1С-8.doc — 41%</w:t>
-            </w:r>
-          </w:p>
-        </w:tc>
-        <w:tc>
-          <w:tcPr>
-            <w:tcW w:type="dxa" w:w="2268"/>
+            <w:tcW w:type="dxa" w:w="5329"/>
           </w:tcPr>
           <w:p>
             <w:r/>
@@ -1294,9 +781,9 @@
               <w:rPr>
                 <w:b w:val="0"/>
                 <w:color w:val="C97A1A"/>
-                <w:sz w:val="19"/>
+                <w:sz w:val="20"/>
               </w:rPr>
-              <w:t>⚠ Расхождение по существу с test-03 (§1b, 19:22): baseline-ответ (3 шага, источники ПР-09-00-14 + ПР-03-00-12) явно указывал — «самостоятельная выдача технологу напрямую со склада не предусмотрена», получение шло через обычный склад после уведомления по email. Сегодняшний ответ (источник другой — Д-08-03-01) описывает, по сути, прямое использование сырья в производстве после согласования с ОКК, без шага получения с обычного склада — противоречит прежде зафиксированному выводу. Требует сверки по существу</w:t>
+              <w:t>⚠ Расхождение — baseline исключал самостоятельную выдачу напрямую со склада; сегодняшний ответ (другой источник) описывает именно такой механизм. Нужна сверка.</w:t>
             </w:r>
           </w:p>
         </w:tc>
@@ -1304,13 +791,25 @@
     </w:tbl>
     <w:p/>
     <w:p>
+      <w:pPr>
+        <w:pStyle w:val="Heading2"/>
+        <w:spacing w:before="200"/>
+      </w:pPr>
       <w:r>
         <w:rPr>
-          <w:i/>
-          <w:color w:val="5B6B7A"/>
-          <w:sz w:val="19"/>
+          <w:color w:val="1A2733"/>
+          <w:sz w:val="26"/>
         </w:rPr>
-        <w:t>Продолжение — новые вопросы дописываются в таблицу по мере тестирования, сверка со статусами из pilot-test-03-eco2-protocol.</w:t>
+        <w:t>Резюме</w:t>
+      </w:r>
+    </w:p>
+    <w:p>
+      <w:r>
+        <w:rPr>
+          <w:color w:val="1A2733"/>
+          <w:sz w:val="21"/>
+        </w:rPr>
+        <w:t>Сверено 13 вопросов с baseline pilot-test-03-eco2-protocol (12.09.2026), все — на коллекции ЭКО. 10 подтверждены как верные или улучшенные по сравнению с baseline (включая 3 случая, где ранее устойчиво воспроизводимые баги — регрессия retrieval и карточка «глоссарий» — сегодня не проявились). 3 вопроса дали содержательное расхождение с baseline и требуют ручной сверки: 2.1, 3.1, 5.1. Общий вывод: платформа в целом стабильна и по части кейсов работает лучше, чем на момент test-03, но расхождения 2.1, 3.1, 5.1 — не просто вариативность формулировок, а разные документы-источники с разным содержанием ответа.</w:t>
       </w:r>
     </w:p>
     <w:sectPr>

--- a/docs/protocols/2026-09-15-testirovanie-kollekcii-eko.docx
+++ b/docs/protocols/2026-09-15-testirovanie-kollekcii-eko.docx
@@ -788,6 +788,106 @@
           </w:p>
         </w:tc>
       </w:tr>
+      <w:tr>
+        <w:tc>
+          <w:tcPr>
+            <w:tcW w:type="dxa" w:w="680"/>
+          </w:tcPr>
+          <w:p>
+            <w:r/>
+            <w:r>
+              <w:rPr>
+                <w:b/>
+                <w:color w:val="0A5F67"/>
+                <w:sz w:val="20"/>
+              </w:rPr>
+              <w:t>5.3</w:t>
+            </w:r>
+          </w:p>
+        </w:tc>
+        <w:tc>
+          <w:tcPr>
+            <w:tcW w:type="dxa" w:w="3685"/>
+          </w:tcPr>
+          <w:p>
+            <w:r/>
+            <w:r>
+              <w:rPr>
+                <w:b w:val="0"/>
+                <w:color w:val="1A2733"/>
+                <w:sz w:val="20"/>
+              </w:rPr>
+              <w:t>Я начальник производства. Нужно сделать запас продукции на склад, но оборудование занято под срочный заказ покупателя. Как поступить?</w:t>
+            </w:r>
+          </w:p>
+        </w:tc>
+        <w:tc>
+          <w:tcPr>
+            <w:tcW w:type="dxa" w:w="5329"/>
+          </w:tcPr>
+          <w:p>
+            <w:r/>
+            <w:r>
+              <w:rPr>
+                <w:b w:val="0"/>
+                <w:color w:val="C97A1A"/>
+                <w:sz w:val="20"/>
+              </w:rPr>
+              <w:t>⚠ Частично — карточка исправлена (И-08-08-01 теперь совпадает с текстом, в baseline была аномалия), но содержание менее конкретно: нет специфичных отчётов «Планирование наработки на склад»/«Отчёт о загруженности оборудования» и шага с запиской Начальнику ПО из baseline. Нужна сверка по существу.</w:t>
+            </w:r>
+          </w:p>
+        </w:tc>
+      </w:tr>
+      <w:tr>
+        <w:tc>
+          <w:tcPr>
+            <w:tcW w:type="dxa" w:w="680"/>
+          </w:tcPr>
+          <w:p>
+            <w:r/>
+            <w:r>
+              <w:rPr>
+                <w:b/>
+                <w:color w:val="0A5F67"/>
+                <w:sz w:val="20"/>
+              </w:rPr>
+              <w:t>6.1</w:t>
+            </w:r>
+          </w:p>
+        </w:tc>
+        <w:tc>
+          <w:tcPr>
+            <w:tcW w:type="dxa" w:w="3685"/>
+          </w:tcPr>
+          <w:p>
+            <w:r/>
+            <w:r>
+              <w:rPr>
+                <w:b w:val="0"/>
+                <w:color w:val="1A2733"/>
+                <w:sz w:val="20"/>
+              </w:rPr>
+              <w:t>Какие действия оператора по фасовке готовой продукции?</w:t>
+            </w:r>
+          </w:p>
+        </w:tc>
+        <w:tc>
+          <w:tcPr>
+            <w:tcW w:type="dxa" w:w="5329"/>
+          </w:tcPr>
+          <w:p>
+            <w:r/>
+            <w:r>
+              <w:rPr>
+                <w:b w:val="0"/>
+                <w:color w:val="C97A1A"/>
+                <w:sz w:val="20"/>
+              </w:rPr>
+              <w:t>⚠ Расхождение по полноте — baseline давал детальный 9-шаговый ответ с двумя источниками (И-08-02-10 + ПР-08-00-14); сегодня — только 3 шага и один источник в карточке (ПР-08-00-14). Нужна сверка, не хватает деталей.</w:t>
+            </w:r>
+          </w:p>
+        </w:tc>
+      </w:tr>
     </w:tbl>
     <w:p/>
     <w:p>
@@ -809,7 +909,7 @@
           <w:color w:val="1A2733"/>
           <w:sz w:val="21"/>
         </w:rPr>
-        <w:t>Сверено 13 вопросов с baseline pilot-test-03-eco2-protocol (12.09.2026), все — на коллекции ЭКО. 10 подтверждены как верные или улучшенные по сравнению с baseline (включая 3 случая, где ранее устойчиво воспроизводимые баги — регрессия retrieval и карточка «глоссарий» — сегодня не проявились). 3 вопроса дали содержательное расхождение с baseline и требуют ручной сверки: 2.1, 3.1, 5.1. Общий вывод: платформа в целом стабильна и по части кейсов работает лучше, чем на момент test-03, но расхождения 2.1, 3.1, 5.1 — не просто вариативность формулировок, а разные документы-источники с разным содержанием ответа.</w:t>
+        <w:t>Сверено 15 вопросов с baseline pilot-test-03-eco2-protocol (12.09.2026), все — на коллекции ЭКО. 10 подтверждены как верные или улучшенные по сравнению с baseline (включая 3 случая, где ранее устойчиво воспроизводимые баги — регрессия retrieval и карточка «глоссарий» — сегодня не проявились). 5 вопросов дали содержательное расхождение с baseline и требуют ручной сверки: 2.1, 3.1, 5.1, 5.3, 6.1. Общий вывод: платформа в целом стабильна и по части кейсов работает лучше, чем на момент test-03, но расхождения 2.1, 3.1, 5.1, 5.3, 6.1 — не просто вариативность формулировок, а разные документы-источники с разным содержанием ответа.</w:t>
       </w:r>
     </w:p>
     <w:sectPr>

--- a/docs/protocols/2026-09-15-testirovanie-kollekcii-eko.docx
+++ b/docs/protocols/2026-09-15-testirovanie-kollekcii-eko.docx
@@ -888,6 +888,56 @@
           </w:p>
         </w:tc>
       </w:tr>
+      <w:tr>
+        <w:tc>
+          <w:tcPr>
+            <w:tcW w:type="dxa" w:w="680"/>
+          </w:tcPr>
+          <w:p>
+            <w:r/>
+            <w:r>
+              <w:rPr>
+                <w:b/>
+                <w:color w:val="0A5F67"/>
+                <w:sz w:val="20"/>
+              </w:rPr>
+              <w:t>6.2</w:t>
+            </w:r>
+          </w:p>
+        </w:tc>
+        <w:tc>
+          <w:tcPr>
+            <w:tcW w:type="dxa" w:w="3685"/>
+          </w:tcPr>
+          <w:p>
+            <w:r/>
+            <w:r>
+              <w:rPr>
+                <w:b w:val="0"/>
+                <w:color w:val="1A2733"/>
+                <w:sz w:val="20"/>
+              </w:rPr>
+              <w:t>Как добавить новую Спецификацию в 1С-8?</w:t>
+            </w:r>
+          </w:p>
+        </w:tc>
+        <w:tc>
+          <w:tcPr>
+            <w:tcW w:type="dxa" w:w="5329"/>
+          </w:tcPr>
+          <w:p>
+            <w:r/>
+            <w:r>
+              <w:rPr>
+                <w:b w:val="0"/>
+                <w:color w:val="1E7B4D"/>
+                <w:sz w:val="20"/>
+              </w:rPr>
+              <w:t>Без изменений — известная ошибка сохраняется (как и в baseline на ЭКО): источник по-прежнему Д-08-03-01, а не нужный И-08-05-08 (который на ЭКО_2 давал полный верный 7-шаговый ответ). Сегодня в тексте хотя бы упомянут номер верной инструкции «И-08-05», но не как фактический источник ответа.</w:t>
+            </w:r>
+          </w:p>
+        </w:tc>
+      </w:tr>
     </w:tbl>
     <w:p/>
     <w:p>
@@ -909,7 +959,7 @@
           <w:color w:val="1A2733"/>
           <w:sz w:val="21"/>
         </w:rPr>
-        <w:t>Сверено 15 вопросов с baseline pilot-test-03-eco2-protocol (12.09.2026), все — на коллекции ЭКО. 10 подтверждены как верные или улучшенные по сравнению с baseline (включая 3 случая, где ранее устойчиво воспроизводимые баги — регрессия retrieval и карточка «глоссарий» — сегодня не проявились). 5 вопросов дали содержательное расхождение с baseline и требуют ручной сверки: 2.1, 3.1, 5.1, 5.3, 6.1. Общий вывод: платформа в целом стабильна и по части кейсов работает лучше, чем на момент test-03, но расхождения 2.1, 3.1, 5.1, 5.3, 6.1 — не просто вариативность формулировок, а разные документы-источники с разным содержанием ответа.</w:t>
+        <w:t>Сверено 16 вопросов с baseline pilot-test-03-eco2-protocol (12.09.2026), все — на коллекции ЭКО. 11 подтверждены как верные или улучшенные по сравнению с baseline (включая 3 случая, где ранее устойчиво воспроизводимые баги — регрессия retrieval и карточка «глоссарий» — сегодня не проявились). 5 вопросов дали содержательное расхождение с baseline и требуют ручной сверки: 2.1, 3.1, 5.1, 5.3, 6.1. Общий вывод: платформа в целом стабильна и по части кейсов работает лучше, чем на момент test-03, но расхождения 2.1, 3.1, 5.1, 5.3, 6.1 — не просто вариативность формулировок, а разные документы-источники с разным содержанием ответа.</w:t>
       </w:r>
     </w:p>
     <w:sectPr>

--- a/docs/protocols/2026-09-15-testirovanie-kollekcii-eko.docx
+++ b/docs/protocols/2026-09-15-testirovanie-kollekcii-eko.docx
@@ -938,6 +938,56 @@
           </w:p>
         </w:tc>
       </w:tr>
+      <w:tr>
+        <w:tc>
+          <w:tcPr>
+            <w:tcW w:type="dxa" w:w="680"/>
+          </w:tcPr>
+          <w:p>
+            <w:r/>
+            <w:r>
+              <w:rPr>
+                <w:b/>
+                <w:color w:val="0A5F67"/>
+                <w:sz w:val="20"/>
+              </w:rPr>
+              <w:t>6.3</w:t>
+            </w:r>
+          </w:p>
+        </w:tc>
+        <w:tc>
+          <w:tcPr>
+            <w:tcW w:type="dxa" w:w="3685"/>
+          </w:tcPr>
+          <w:p>
+            <w:r/>
+            <w:r>
+              <w:rPr>
+                <w:b w:val="0"/>
+                <w:color w:val="1A2733"/>
+                <w:sz w:val="20"/>
+              </w:rPr>
+              <w:t>Опиши процесс входного контроля сырья.</w:t>
+            </w:r>
+          </w:p>
+        </w:tc>
+        <w:tc>
+          <w:tcPr>
+            <w:tcW w:type="dxa" w:w="5329"/>
+          </w:tcPr>
+          <w:p>
+            <w:r/>
+            <w:r>
+              <w:rPr>
+                <w:b w:val="0"/>
+                <w:color w:val="C97A1A"/>
+                <w:sz w:val="20"/>
+              </w:rPr>
+              <w:t>Исправлено (карточка) / расширено (содержание) — оба источника (ПР-09-00-14, ПР-03-00-12) те же, что в baseline, карточки на этот раз отображены и совпадают с текстом (в baseline карточка отсутствовала полностью). Ответ ещё детальнее (7 шагов вместо 5, добавлена процедура уведомлений ЕСО-ОКК по импортной/внутрироссийской поставке). ⚠ ОТДЕЛЬНАЯ НАХОДКА, новый тип бага, которого не было в baseline: в ответ утёк сырой JSON внутреннего вызова tool_result/data_search_documents (поля confidence, chunks, score, reranking и т.п.) — технический артефакт retrieval-слоя отобразился прямо в чате пользователя. Сообщить команде Камераты отдельным баг-репортом.</w:t>
+            </w:r>
+          </w:p>
+        </w:tc>
+      </w:tr>
     </w:tbl>
     <w:p/>
     <w:p>
@@ -959,7 +1009,7 @@
           <w:color w:val="1A2733"/>
           <w:sz w:val="21"/>
         </w:rPr>
-        <w:t>Сверено 16 вопросов с baseline pilot-test-03-eco2-protocol (12.09.2026), все — на коллекции ЭКО. 11 подтверждены как верные или улучшенные по сравнению с baseline (включая 3 случая, где ранее устойчиво воспроизводимые баги — регрессия retrieval и карточка «глоссарий» — сегодня не проявились). 5 вопросов дали содержательное расхождение с baseline и требуют ручной сверки: 2.1, 3.1, 5.1, 5.3, 6.1. Общий вывод: платформа в целом стабильна и по части кейсов работает лучше, чем на момент test-03, но расхождения 2.1, 3.1, 5.1, 5.3, 6.1 — не просто вариативность формулировок, а разные документы-источники с разным содержанием ответа.</w:t>
+        <w:t>Сверено 17 вопросов с baseline pilot-test-03-eco2-protocol (12.09.2026), все — на коллекции ЭКО. 11 подтверждены как верные или улучшенные по сравнению с baseline (включая 3 случая, где ранее устойчиво воспроизводимые баги — регрессия retrieval и карточка «глоссарий» — сегодня не проявились). 6 вопросов дали содержательное расхождение с baseline и требуют ручной сверки: 2.1, 3.1, 5.1, 5.3, 6.1, 6.3. Общий вывод: платформа в целом стабильна и по части кейсов работает лучше, чем на момент test-03, но расхождения 2.1, 3.1, 5.1, 5.3, 6.1, 6.3 — не просто вариативность формулировок, а разные документы-источники с разным содержанием ответа.</w:t>
       </w:r>
     </w:p>
     <w:sectPr>

--- a/docs/protocols/2026-09-15-testirovanie-kollekcii-eko.docx
+++ b/docs/protocols/2026-09-15-testirovanie-kollekcii-eko.docx
@@ -988,6 +988,56 @@
           </w:p>
         </w:tc>
       </w:tr>
+      <w:tr>
+        <w:tc>
+          <w:tcPr>
+            <w:tcW w:type="dxa" w:w="680"/>
+          </w:tcPr>
+          <w:p>
+            <w:r/>
+            <w:r>
+              <w:rPr>
+                <w:b/>
+                <w:color w:val="0A5F67"/>
+                <w:sz w:val="20"/>
+              </w:rPr>
+              <w:t>5.2</w:t>
+            </w:r>
+          </w:p>
+        </w:tc>
+        <w:tc>
+          <w:tcPr>
+            <w:tcW w:type="dxa" w:w="3685"/>
+          </w:tcPr>
+          <w:p>
+            <w:r/>
+            <w:r>
+              <w:rPr>
+                <w:b w:val="0"/>
+                <w:color w:val="1A2733"/>
+                <w:sz w:val="20"/>
+              </w:rPr>
+              <w:t>Я механик. Пришло несколько заявок на срочный ремонт. Как понять, какую делать первой?</w:t>
+            </w:r>
+          </w:p>
+        </w:tc>
+        <w:tc>
+          <w:tcPr>
+            <w:tcW w:type="dxa" w:w="5329"/>
+          </w:tcPr>
+          <w:p>
+            <w:r/>
+            <w:r>
+              <w:rPr>
+                <w:b w:val="0"/>
+                <w:color w:val="1E7B4D"/>
+                <w:sz w:val="20"/>
+              </w:rPr>
+              <w:t>★ САМЫЙ ЗНАЧИМЫЙ РЕЗУЛЬТАТ ТЕСТА. ИСПРАВЛЕНО — главный «контрольный retrieval-случай» из test-03: документ ПР-10(02)-00 физически есть в корпусе, но проваливался 3 раза подряд (11.09, 12.09, и сегодняшний baseline-прогон на ЭКО, 19:13 — даже не попадал в топ-3); исправление ранее наблюдалось только на ЭКО_2 (19:14, впервые за всю историю тестирования). Сегодня документ верно найден и процитирован уже на самой ЭКО, без переконвертации — самый сильный сигнал улучшения retrieval во всём прогоне.</w:t>
+            </w:r>
+          </w:p>
+        </w:tc>
+      </w:tr>
     </w:tbl>
     <w:p/>
     <w:p>
@@ -1009,7 +1059,7 @@
           <w:color w:val="1A2733"/>
           <w:sz w:val="21"/>
         </w:rPr>
-        <w:t>Сверено 17 вопросов с baseline pilot-test-03-eco2-protocol (12.09.2026), все — на коллекции ЭКО. 11 подтверждены как верные или улучшенные по сравнению с baseline (включая 3 случая, где ранее устойчиво воспроизводимые баги — регрессия retrieval и карточка «глоссарий» — сегодня не проявились). 6 вопросов дали содержательное расхождение с baseline и требуют ручной сверки: 2.1, 3.1, 5.1, 5.3, 6.1, 6.3. Общий вывод: платформа в целом стабильна и по части кейсов работает лучше, чем на момент test-03, но расхождения 2.1, 3.1, 5.1, 5.3, 6.1, 6.3 — не просто вариативность формулировок, а разные документы-источники с разным содержанием ответа.</w:t>
+        <w:t>Все 18 вопросов из pilot-test-03-eco2-protocol (12.09.2026) сегодня пройдены на коллекции ЭКО (без ЭКО_2). Главный результат — вопрос 5.2 (приоритет заявок на ремонт): «контрольный retrieval-случай», который проваливался 3 раза подряд (11.09, 12.09, сегодняшний baseline-прогон на ЭКО) и раньше исправлялся только переконвертацией в ЭКО_2, сегодня дал полностью верный ответ прямо на ЭКО. Ещё 3 ранее устойчиво воспроизводимых бага (регрессия 1.3, карточка «глоссарий» 2.3, двойное несовпадение карточки 4.3) сегодня тоже не проявились. Итого 12 из 18 вопросов подтверждены как верные или улучшенные. 5 вопросов дали содержательное расхождение с baseline (другой источник и/или другое содержание ответа), требуют ручной сверки: 2.1, 3.1, 5.1, 5.3, 6.1. Отдельно — новая находка, не связанная с содержанием ответов: на вопросе 6.3 в чат утёк сырой технический JSON внутреннего вызова data_search_documents — платформенный баг для отдельного репорта команде Камераты. Общий вывод: платформа сегодня работает не хуже, а по ключевым контрольным случаям — лучше, чем на момент test-03; открытые расхождения нужно перепроверить вручную, прежде чем считать их регрессией.</w:t>
       </w:r>
     </w:p>
     <w:sectPr>

--- a/docs/protocols/2026-09-15-testirovanie-kollekcii-eko.docx
+++ b/docs/protocols/2026-09-15-testirovanie-kollekcii-eko.docx
@@ -333,7 +333,7 @@
                 <w:color w:val="C97A1A"/>
                 <w:sz w:val="20"/>
               </w:rPr>
-              <w:t>⚠ Расхождение — baseline указывал поля (тарные места, дата, ФИО фасовщика) через И-08-02-10; сегодня ответ с другого документа (ПР-08-00-14), без этих полей. Нужна сверка.</w:t>
+              <w:t>⚠ ПОДТВЕРЖДЕНО ПО ИСХОДНИКУ — регрессия. Открыл И-08-02-10 напрямую: поля «Кол-во тарных мест», «Общее количество», «Дата», «Фасовщик ФИО подпись» действительно там (п. после 3.3.4). Сегодняшний ответ (источник ПР-08-00-14) их не называет — реальная потеря точности, не просто другая формулировка.</w:t>
             </w:r>
           </w:p>
         </w:tc>
@@ -480,10 +480,10 @@
             <w:r>
               <w:rPr>
                 <w:b w:val="0"/>
-                <w:color w:val="C97A1A"/>
+                <w:color w:val="1E7B4D"/>
                 <w:sz w:val="20"/>
               </w:rPr>
-              <w:t>⚠ Расхождение — общий источник совпадает (Д-08-07-01), но процедура другая: нет флажков 1С8/карточки ф.08-03/эскалации, появилась «сигнальная лампа». Нужна сверка.</w:t>
+              <w:t>Проверено по исходнику Д-08-07-01, п.5 — ложная тревога, регрессии нет. «Сигнальная лампа» (п. 5.5) — реальный пункт документа, baseline его просто не упомянул. У обоих ответов сегодня и baseline — только часть процедуры (п. 5.1–5.2 про флажок «Передать сырьё»/«Выгрузить WMS» и эскалацию — у обоих не полностью; «карточка ф.08-03» в baseline — похоже, спутана с другим разделом документа про сдачу готовой продукции, а не получение сырья). Сегодняшний ответ текстуально точен для того, что охватывает.</w:t>
             </w:r>
           </w:p>
         </w:tc>
@@ -780,10 +780,10 @@
             <w:r>
               <w:rPr>
                 <w:b w:val="0"/>
-                <w:color w:val="C97A1A"/>
+                <w:color w:val="1E7B4D"/>
                 <w:sz w:val="20"/>
               </w:rPr>
-              <w:t>⚠ Расхождение — baseline исключал самостоятельную выдачу напрямую со склада; сегодняшний ответ (другой источник) описывает именно такой механизм. Нужна сверка.</w:t>
+              <w:t>Проверено по исходникам — сегодняшний ответ точнее baseline. Д-08-03-01 содержит дословно «…в случае положительного ответа использует в производство такое сырьё, указывая при этом склад размещения «проверка ОКК»» — это ровно сегодняшний ответ. Источник baseline (ПР-09-00-14) оказался про другое — про решение ОКК/дегустацию сырья на входном контроле, не про запрос технолога на использование сырья. Сегодня платформа нашла более релевантный документ.</w:t>
             </w:r>
           </w:p>
         </w:tc>
@@ -830,10 +830,10 @@
             <w:r>
               <w:rPr>
                 <w:b w:val="0"/>
-                <w:color w:val="C97A1A"/>
+                <w:color w:val="1E7B4D"/>
                 <w:sz w:val="20"/>
               </w:rPr>
-              <w:t>⚠ Частично — карточка исправлена (И-08-08-01 теперь совпадает с текстом, в baseline была аномалия), но содержание менее конкретно: нет специфичных отчётов «Планирование наработки на склад»/«Отчёт о загруженности оборудования» и шага с запиской Начальнику ПО из baseline. Нужна сверка по существу.</w:t>
+              <w:t>Проверено по исходнику И-08-08-01 — ложная тревога. Правило «если оборудование не попало в отчёт — оно свободно, занимать можно после окончания занятости» — дословно из документа (раздел про отчёт «загруженность оборудования»). Baseline процитировал соседний раздел того же документа (список инструментов планирования). Оба ответа корректны, просто про разные абзацы одной инструкции — не расхождение по существу. Плюс: карточка исправлена, теперь совпадает с текстом.</w:t>
             </w:r>
           </w:p>
         </w:tc>
@@ -883,7 +883,7 @@
                 <w:color w:val="C97A1A"/>
                 <w:sz w:val="20"/>
               </w:rPr>
-              <w:t>⚠ Расхождение по полноте — baseline давал детальный 9-шаговый ответ с двумя источниками (И-08-02-10 + ПР-08-00-14); сегодня — только 3 шага и один источник в карточке (ПР-08-00-14). Нужна сверка, не хватает деталей.</w:t>
+              <w:t>⚠ ПОДТВЕРЖДЕНО ПО ИСХОДНИКУ — реальная неполнота. И-08-02-10 (п. 3.1.1–3.3.4) детально описывает проверку полей РИ/тары, запрет фасовки на полу (мин. 10 см от пола), правила закрытия тары и упаковки по форматам, обработку брака упаковки, заполнение полей формы 16-03 — почти ничего из этого нет в сегодняшнем 3-шаговом ответе. Baseline был содержательно точнее и полнее.</w:t>
             </w:r>
           </w:p>
         </w:tc>
@@ -933,7 +933,7 @@
                 <w:color w:val="1E7B4D"/>
                 <w:sz w:val="20"/>
               </w:rPr>
-              <w:t>Без изменений — известная ошибка сохраняется (как и в baseline на ЭКО): источник по-прежнему Д-08-03-01, а не нужный И-08-05-08 (который на ЭКО_2 давал полный верный 7-шаговый ответ). Сегодня в тексте хотя бы упомянут номер верной инструкции «И-08-05», но не как фактический источник ответа.</w:t>
+              <w:t>Проверено по исходнику Д-08-03-01, п. 3.6 — ответ верен дословно (запрос Ведущему технологу ПО, копия Тех. директору/Начальнику ПО, ссылка на И-08-05 «Внесение спецификаций», срок 1 рабочий день, для всех характеристик номенклатуры — всё совпадает слово в слово с документом). Как и baseline, ответ не описывает пошаговый ввод в самом интерфейсе 1С-8 (это в отдельном документе И-08-05-08, который не подтягивается на ЭКО) — но то, что дано, полностью корректно, не ошибка.</w:t>
             </w:r>
           </w:p>
         </w:tc>
@@ -1054,12 +1054,258 @@
       </w:r>
     </w:p>
     <w:p>
+      <w:pPr>
+        <w:spacing w:before="200" w:after="40"/>
+      </w:pPr>
+      <w:r>
+        <w:rPr>
+          <w:b/>
+          <w:color w:val="0A5F67"/>
+          <w:sz w:val="22"/>
+        </w:rPr>
+        <w:t>Все 18 вопросов пройдены</w:t>
+      </w:r>
+    </w:p>
+    <w:p>
+      <w:pPr>
+        <w:spacing w:after="120"/>
+      </w:pPr>
       <w:r>
         <w:rPr>
           <w:color w:val="1A2733"/>
           <w:sz w:val="21"/>
         </w:rPr>
-        <w:t>Все 18 вопросов из pilot-test-03-eco2-protocol (12.09.2026) сегодня пройдены на коллекции ЭКО (без ЭКО_2). Главный результат — вопрос 5.2 (приоритет заявок на ремонт): «контрольный retrieval-случай», который проваливался 3 раза подряд (11.09, 12.09, сегодняшний baseline-прогон на ЭКО) и раньше исправлялся только переконвертацией в ЭКО_2, сегодня дал полностью верный ответ прямо на ЭКО. Ещё 3 ранее устойчиво воспроизводимых бага (регрессия 1.3, карточка «глоссарий» 2.3, двойное несовпадение карточки 4.3) сегодня тоже не проявились. Итого 12 из 18 вопросов подтверждены как верные или улучшенные. 5 вопросов дали содержательное расхождение с baseline (другой источник и/или другое содержание ответа), требуют ручной сверки: 2.1, 3.1, 5.1, 5.3, 6.1. Отдельно — новая находка, не связанная с содержанием ответов: на вопросе 6.3 в чат утёк сырой технический JSON внутреннего вызова data_search_documents — платформенный баг для отдельного репорта команде Камераты. Общий вывод: платформа сегодня работает не хуже, а по ключевым контрольным случаям — лучше, чем на момент test-03; открытые расхождения нужно перепроверить вручную, прежде чем считать их регрессией.</w:t>
+        <w:t>Все 18 вопросов из pilot-test-03-eco2-protocol (12.09.2026) сегодня пройдены на коллекции ЭКО (без ЭКО_2). 15 из 18 подтверждены как верные или улучшенные.</w:t>
+      </w:r>
+    </w:p>
+    <w:p>
+      <w:pPr>
+        <w:spacing w:before="200" w:after="40"/>
+      </w:pPr>
+      <w:r>
+        <w:rPr>
+          <w:b/>
+          <w:color w:val="0A5F67"/>
+          <w:sz w:val="22"/>
+        </w:rPr>
+        <w:t>Главный результат</w:t>
+      </w:r>
+    </w:p>
+    <w:p>
+      <w:pPr>
+        <w:spacing w:after="120"/>
+      </w:pPr>
+      <w:r>
+        <w:rPr>
+          <w:color w:val="1A2733"/>
+          <w:sz w:val="21"/>
+        </w:rPr>
+        <w:t>Вопрос 5.2 (приоритет заявок на ремонт) — «контрольный retrieval-случай», который проваливался 3 раза подряд (11.09, 12.09, сегодняшний baseline-прогон на ЭКО) и раньше исправлялся только переконвертацией в ЭКО_2. Сегодня дал полностью верный ответ прямо на ЭКО, без ЭКО_2.</w:t>
+      </w:r>
+    </w:p>
+    <w:p>
+      <w:pPr>
+        <w:spacing w:before="200" w:after="40"/>
+      </w:pPr>
+      <w:r>
+        <w:rPr>
+          <w:b/>
+          <w:color w:val="0A5F67"/>
+          <w:sz w:val="22"/>
+        </w:rPr>
+        <w:t>Баги, которые сегодня не воспроизвелись</w:t>
+      </w:r>
+    </w:p>
+    <w:p>
+      <w:pPr>
+        <w:pStyle w:val="ListBullet"/>
+        <w:spacing w:after="60"/>
+      </w:pPr>
+      <w:r>
+        <w:rPr>
+          <w:color w:val="1A2733"/>
+          <w:sz w:val="21"/>
+        </w:rPr>
+        <w:t>1.3 — регрессия retrieval на ЭКО (было «не найдено»)</w:t>
+      </w:r>
+    </w:p>
+    <w:p>
+      <w:pPr>
+        <w:pStyle w:val="ListBullet"/>
+        <w:spacing w:after="60"/>
+      </w:pPr>
+      <w:r>
+        <w:rPr>
+          <w:color w:val="1A2733"/>
+          <w:sz w:val="21"/>
+        </w:rPr>
+        <w:t>2.3 — карточка-призрак «глоссарий» (3/3 повторов в test-03)</w:t>
+      </w:r>
+    </w:p>
+    <w:p>
+      <w:pPr>
+        <w:pStyle w:val="ListBullet"/>
+        <w:spacing w:after="60"/>
+      </w:pPr>
+      <w:r>
+        <w:rPr>
+          <w:color w:val="1A2733"/>
+          <w:sz w:val="21"/>
+        </w:rPr>
+        <w:t>4.3 — двойное несовпадение карточки источника</w:t>
+      </w:r>
+    </w:p>
+    <w:p>
+      <w:pPr>
+        <w:spacing w:before="200" w:after="40"/>
+      </w:pPr>
+      <w:r>
+        <w:rPr>
+          <w:b/>
+          <w:color w:val="0A5F67"/>
+          <w:sz w:val="22"/>
+        </w:rPr>
+        <w:t>Проверено по первоисточникам — 3 из 5 расхождений оказались ложной тревогой</w:t>
+      </w:r>
+    </w:p>
+    <w:p>
+      <w:pPr>
+        <w:spacing w:after="120"/>
+      </w:pPr>
+      <w:r>
+        <w:rPr>
+          <w:color w:val="1A2733"/>
+          <w:sz w:val="21"/>
+        </w:rPr>
+        <w:t>Открыл исходные .doc-документы напрямую (Д-08-07-01, Д-08-03-01, И-08-08-01, И-08-02-10) и сверил дословно. Результат:</w:t>
+      </w:r>
+    </w:p>
+    <w:p>
+      <w:pPr>
+        <w:pStyle w:val="ListBullet"/>
+        <w:spacing w:after="60"/>
+      </w:pPr>
+      <w:r>
+        <w:rPr>
+          <w:color w:val="1A2733"/>
+          <w:sz w:val="21"/>
+        </w:rPr>
+        <w:t>3.1 — не расхождение. «Сигнальная лампа» — реальный пункт документа (п. 5.5), просто baseline его не назвал; у обоих ответов процедура охватывает разные части одного раздела.</w:t>
+      </w:r>
+    </w:p>
+    <w:p>
+      <w:pPr>
+        <w:pStyle w:val="ListBullet"/>
+        <w:spacing w:after="60"/>
+      </w:pPr>
+      <w:r>
+        <w:rPr>
+          <w:color w:val="1A2733"/>
+          <w:sz w:val="21"/>
+        </w:rPr>
+        <w:t>5.1 — сегодняшний ответ точнее baseline. Найденная цитата в Д-08-03-01 совпадает дословно; источник baseline (ПР-09-00-14) оказался про другой процесс (решение ОКК на входном контроле, а не запрос технолога на использование сырья).</w:t>
+      </w:r>
+    </w:p>
+    <w:p>
+      <w:pPr>
+        <w:pStyle w:val="ListBullet"/>
+        <w:spacing w:after="60"/>
+      </w:pPr>
+      <w:r>
+        <w:rPr>
+          <w:color w:val="1A2733"/>
+          <w:sz w:val="21"/>
+        </w:rPr>
+        <w:t>5.3 — не расхождение. Оба ответа верны, просто цитируют разные абзацы одной и той же инструкции И-08-08-01; карточка источника сегодня к тому же исправлена.</w:t>
+      </w:r>
+    </w:p>
+    <w:p>
+      <w:pPr>
+        <w:spacing w:before="200" w:after="40"/>
+      </w:pPr>
+      <w:r>
+        <w:rPr>
+          <w:b/>
+          <w:color w:val="C97A1A"/>
+          <w:sz w:val="22"/>
+        </w:rPr>
+        <w:t>Подтверждённые регрессии — 2 вопроса, нужны реальные правки</w:t>
+      </w:r>
+    </w:p>
+    <w:p>
+      <w:pPr>
+        <w:pStyle w:val="ListBullet"/>
+        <w:spacing w:after="60"/>
+      </w:pPr>
+      <w:r>
+        <w:rPr>
+          <w:color w:val="1A2733"/>
+          <w:sz w:val="21"/>
+        </w:rPr>
+        <w:t>2.1 — сегодняшний ответ не называет поля из И-08-02-10 (Кол-во тарных мест, Общее количество, Дата, Фасовщик ФИО подпись), хотя они есть в документе и есть в baseline.</w:t>
+      </w:r>
+    </w:p>
+    <w:p>
+      <w:pPr>
+        <w:pStyle w:val="ListBullet"/>
+        <w:spacing w:after="60"/>
+      </w:pPr>
+      <w:r>
+        <w:rPr>
+          <w:color w:val="1A2733"/>
+          <w:sz w:val="21"/>
+        </w:rPr>
+        <w:t>6.1 — сегодняшний ответ (3 шага) заметно беднее содержания И-08-02-10 (проверка тары, правило 10 см от пола, закрытие тары, упаковка по форматам, обработка брака, заполнение формы 16-03).</w:t>
+      </w:r>
+    </w:p>
+    <w:p>
+      <w:pPr>
+        <w:spacing w:before="200" w:after="40"/>
+      </w:pPr>
+      <w:r>
+        <w:rPr>
+          <w:b/>
+          <w:color w:val="C97A1A"/>
+          <w:sz w:val="22"/>
+        </w:rPr>
+        <w:t>Отдельная находка — не связана с содержанием ответов</w:t>
+      </w:r>
+    </w:p>
+    <w:p>
+      <w:pPr>
+        <w:spacing w:after="120"/>
+      </w:pPr>
+      <w:r>
+        <w:rPr>
+          <w:color w:val="1A2733"/>
+          <w:sz w:val="21"/>
+        </w:rPr>
+        <w:t>На вопросе 6.3 в чат утёк сырой технический JSON внутреннего вызова data_search_documents (confidence, chunks, score, reranking) — платформенный баг, которого не было в baseline. Нужен отдельный репорт команде Камераты.</w:t>
+      </w:r>
+    </w:p>
+    <w:p>
+      <w:pPr>
+        <w:spacing w:before="200" w:after="40"/>
+      </w:pPr>
+      <w:r>
+        <w:rPr>
+          <w:b/>
+          <w:color w:val="0A5F67"/>
+          <w:sz w:val="22"/>
+        </w:rPr>
+        <w:t>Общий вывод</w:t>
+      </w:r>
+    </w:p>
+    <w:p>
+      <w:pPr>
+        <w:spacing w:after="120"/>
+      </w:pPr>
+      <w:r>
+        <w:rPr>
+          <w:color w:val="1A2733"/>
+          <w:sz w:val="21"/>
+        </w:rPr>
+        <w:t>Платформа сегодня работает не хуже, а по ключевым контрольным случаям — лучше, чем на момент test-03: 15 из 18 вопросов подтверждены как верные или улучшенные, включая самый упорный контрольный кейс (5.2) и 3 ранее устойчивых бага. Реальных регрессий по содержанию — только 2 (2.1, 6.1), оба подтверждены по первоисточнику.</w:t>
       </w:r>
     </w:p>
     <w:sectPr>

--- a/docs/protocols/2026-09-15-testirovanie-kollekcii-eko.docx
+++ b/docs/protocols/2026-09-15-testirovanie-kollekcii-eko.docx
@@ -32,6 +32,26 @@
           <w:sz w:val="21"/>
         </w:rPr>
         <w:t>eco_user</w:t>
+      </w:r>
+    </w:p>
+    <w:p>
+      <w:pPr>
+        <w:spacing w:after="40"/>
+      </w:pPr>
+      <w:r>
+        <w:rPr>
+          <w:b/>
+          <w:color w:val="1A2733"/>
+          <w:sz w:val="21"/>
+        </w:rPr>
+        <w:t xml:space="preserve">Агент: </w:t>
+      </w:r>
+      <w:r>
+        <w:rPr>
+          <w:color w:val="5B6B7A"/>
+          <w:sz w:val="21"/>
+        </w:rPr>
+        <w:t>Синапс.Инсайт — Closed-b… (имя обрезано на первом скриншоте; судя по обрезке — Closed-book RAG, тот же агент, что в test-03 корректно уважал область поиска)</w:t>
       </w:r>
     </w:p>
     <w:p>

--- a/docs/protocols/2026-09-15-testirovanie-kollekcii-eko.docx
+++ b/docs/protocols/2026-09-15-testirovanie-kollekcii-eko.docx
@@ -51,7 +51,7 @@
           <w:color w:val="5B6B7A"/>
           <w:sz w:val="21"/>
         </w:rPr>
-        <w:t>Синапс.Инсайт — Closed-b… (имя обрезано на первом скриншоте; судя по обрезке — Closed-book RAG, тот же агент, что в test-03 корректно уважал область поиска)</w:t>
+        <w:t>Синапс.Инсайт — Closed-book RAG (системный) — тот же агент, что в test-03 (§1a) корректно уважал область поиска, в отличие от «Аналитика»</w:t>
       </w:r>
     </w:p>
     <w:p>
